--- a/caderno_poo_exercicios.docx
+++ b/caderno_poo_exercicios.docx
@@ -86,7 +86,7 @@
           </mc:Choice>
           <mc:Fallback>
             <w:pict>
-              <v:shape w14:anchorId="57776A88" id="Graphic 1" o:spid="_x0000_s1026" style="position:absolute;margin-left:57pt;margin-top:87.1pt;width:481.95pt;height:1.5pt;z-index:-15728640;visibility:visible;mso-wrap-style:square;mso-wrap-distance-left:0;mso-wrap-distance-top:0;mso-wrap-distance-right:0;mso-wrap-distance-bottom:0;mso-position-horizontal:absolute;mso-position-horizontal-relative:page;mso-position-vertical:absolute;mso-position-vertical-relative:text;v-text-anchor:top" coordsize="6120765,19050" o:gfxdata="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" path="m6120258,19049l,19049,,,6120258,r,19049xe" fillcolor="#333" stroked="f">
+              <v:shape w14:anchorId="0FE6BCFC" id="Graphic 1" o:spid="_x0000_s1026" style="position:absolute;margin-left:57pt;margin-top:87.1pt;width:481.95pt;height:1.5pt;z-index:-15728640;visibility:visible;mso-wrap-style:square;mso-wrap-distance-left:0;mso-wrap-distance-top:0;mso-wrap-distance-right:0;mso-wrap-distance-bottom:0;mso-position-horizontal:absolute;mso-position-horizontal-relative:page;mso-position-vertical:absolute;mso-position-vertical-relative:text;v-text-anchor:top" coordsize="6120765,19050" o:gfxdata="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" path="m6120258,19049l,19049,,,6120258,r,19049xe" fillcolor="#333" stroked="f">
                 <v:path arrowok="t"/>
                 <w10:wrap type="topAndBottom" anchorx="page"/>
               </v:shape>
@@ -482,7 +482,7 @@
           </mc:Choice>
           <mc:Fallback>
             <w:pict>
-              <v:shape w14:anchorId="6C42F814" id="Graphic 2" o:spid="_x0000_s1026" style="position:absolute;margin-left:57pt;margin-top:6.8pt;width:481.95pt;height:.75pt;z-index:-15728128;visibility:visible;mso-wrap-style:square;mso-wrap-distance-left:0;mso-wrap-distance-top:0;mso-wrap-distance-right:0;mso-wrap-distance-bottom:0;mso-position-horizontal:absolute;mso-position-horizontal-relative:page;mso-position-vertical:absolute;mso-position-vertical-relative:text;v-text-anchor:top" coordsize="6120765,9525" o:gfxdata="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" path="m6120258,9524l,9524,,,6120258,r,9524xe" fillcolor="#ccc" stroked="f">
+              <v:shape w14:anchorId="73E071B6" id="Graphic 2" o:spid="_x0000_s1026" style="position:absolute;margin-left:57pt;margin-top:6.8pt;width:481.95pt;height:.75pt;z-index:-15728128;visibility:visible;mso-wrap-style:square;mso-wrap-distance-left:0;mso-wrap-distance-top:0;mso-wrap-distance-right:0;mso-wrap-distance-bottom:0;mso-position-horizontal:absolute;mso-position-horizontal-relative:page;mso-position-vertical:absolute;mso-position-vertical-relative:text;v-text-anchor:top" coordsize="6120765,9525" o:gfxdata="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" path="m6120258,9524l,9524,,,6120258,r,9524xe" fillcolor="#ccc" stroked="f">
                 <v:path arrowok="t"/>
                 <w10:wrap type="topAndBottom" anchorx="page"/>
               </v:shape>
@@ -884,7 +884,7 @@
           </mc:Choice>
           <mc:Fallback>
             <w:pict>
-              <v:shape w14:anchorId="4A995C08" id="Graphic 3" o:spid="_x0000_s1026" style="position:absolute;margin-left:57pt;margin-top:6.8pt;width:481.95pt;height:.75pt;z-index:-15727616;visibility:visible;mso-wrap-style:square;mso-wrap-distance-left:0;mso-wrap-distance-top:0;mso-wrap-distance-right:0;mso-wrap-distance-bottom:0;mso-position-horizontal:absolute;mso-position-horizontal-relative:page;mso-position-vertical:absolute;mso-position-vertical-relative:text;v-text-anchor:top" coordsize="6120765,9525" o:gfxdata="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" path="m6120258,9524l,9524,,,6120258,r,9524xe" fillcolor="#ccc" stroked="f">
+              <v:shape w14:anchorId="274A20EA" id="Graphic 3" o:spid="_x0000_s1026" style="position:absolute;margin-left:57pt;margin-top:6.8pt;width:481.95pt;height:.75pt;z-index:-15727616;visibility:visible;mso-wrap-style:square;mso-wrap-distance-left:0;mso-wrap-distance-top:0;mso-wrap-distance-right:0;mso-wrap-distance-bottom:0;mso-position-horizontal:absolute;mso-position-horizontal-relative:page;mso-position-vertical:absolute;mso-position-vertical-relative:text;v-text-anchor:top" coordsize="6120765,9525" o:gfxdata="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" path="m6120258,9524l,9524,,,6120258,r,9524xe" fillcolor="#ccc" stroked="f">
                 <v:path arrowok="t"/>
                 <w10:wrap type="topAndBottom" anchorx="page"/>
               </v:shape>
@@ -2353,7 +2353,7 @@
           </mc:Choice>
           <mc:Fallback>
             <w:pict>
-              <v:group w14:anchorId="6947B1B9" id="Group 4" o:spid="_x0000_s1026" style="position:absolute;margin-left:57pt;margin-top:10.75pt;width:481.95pt;height:1.5pt;z-index:-15727104;mso-wrap-distance-left:0;mso-wrap-distance-right:0;mso-position-horizontal-relative:page" coordsize="61207,190" o:gfxdata="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">
+              <v:group w14:anchorId="7D7CC5E3" id="Group 4" o:spid="_x0000_s1026" style="position:absolute;margin-left:57pt;margin-top:10.75pt;width:481.95pt;height:1.5pt;z-index:-15727104;mso-wrap-distance-left:0;mso-wrap-distance-right:0;mso-position-horizontal-relative:page" coordsize="61207,190" o:gfxdata="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">
                 <v:shape id="Graphic 5" o:spid="_x0000_s1027" style="position:absolute;width:61207;height:95;visibility:visible;mso-wrap-style:square;v-text-anchor:top" coordsize="6120765,9525" o:gfxdata="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" path="m6120258,9524l,9524,,,6120258,r,9524xe" fillcolor="#999" stroked="f">
                   <v:path arrowok="t"/>
                 </v:shape>
@@ -2553,7 +2553,7 @@
           </mc:Choice>
           <mc:Fallback>
             <w:pict>
-              <v:shape w14:anchorId="37AB5262" id="Graphic 8" o:spid="_x0000_s1026" style="position:absolute;margin-left:57pt;margin-top:6.8pt;width:481.95pt;height:.75pt;z-index:-15726592;visibility:visible;mso-wrap-style:square;mso-wrap-distance-left:0;mso-wrap-distance-top:0;mso-wrap-distance-right:0;mso-wrap-distance-bottom:0;mso-position-horizontal:absolute;mso-position-horizontal-relative:page;mso-position-vertical:absolute;mso-position-vertical-relative:text;v-text-anchor:top" coordsize="6120765,9525" o:gfxdata="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" path="m6120258,9524l,9524,,,6120258,r,9524xe" fillcolor="#ccc" stroked="f">
+              <v:shape w14:anchorId="50384EFE" id="Graphic 8" o:spid="_x0000_s1026" style="position:absolute;margin-left:57pt;margin-top:6.8pt;width:481.95pt;height:.75pt;z-index:-15726592;visibility:visible;mso-wrap-style:square;mso-wrap-distance-left:0;mso-wrap-distance-top:0;mso-wrap-distance-right:0;mso-wrap-distance-bottom:0;mso-position-horizontal:absolute;mso-position-horizontal-relative:page;mso-position-vertical:absolute;mso-position-vertical-relative:text;v-text-anchor:top" coordsize="6120765,9525" o:gfxdata="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" path="m6120258,9524l,9524,,,6120258,r,9524xe" fillcolor="#ccc" stroked="f">
                 <v:path arrowok="t"/>
                 <w10:wrap type="topAndBottom" anchorx="page"/>
               </v:shape>
@@ -3072,6 +3072,29 @@
           <w:w w:val="105"/>
         </w:rPr>
         <w:t>de objeto. Em seguida:</w:t>
+      </w:r>
+    </w:p>
+    <w:p>
+      <w:pPr>
+        <w:pStyle w:val="Corpodetexto"/>
+        <w:spacing w:before="232" w:line="333" w:lineRule="auto"/>
+        <w:ind w:left="6" w:right="139"/>
+        <w:jc w:val="both"/>
+        <w:rPr>
+          <w:b/>
+          <w:bCs/>
+          <w:color w:val="333333"/>
+          <w:w w:val="105"/>
+        </w:rPr>
+      </w:pPr>
+      <w:r>
+        <w:rPr>
+          <w:b/>
+          <w:bCs/>
+          <w:color w:val="333333"/>
+          <w:w w:val="105"/>
+        </w:rPr>
+        <w:t>RESPOSTA:</w:t>
       </w:r>
     </w:p>
     <w:p>
@@ -3328,13 +3351,20 @@
           <w:tab w:val="left" w:pos="275"/>
         </w:tabs>
         <w:spacing w:before="217"/>
-        <w:ind w:left="6"/>
-        <w:rPr>
-          <w:color w:val="333333"/>
-          <w:spacing w:val="-2"/>
-          <w:sz w:val="24"/>
-        </w:rPr>
-      </w:pPr>
+        <w:rPr>
+          <w:b/>
+          <w:bCs/>
+          <w:sz w:val="24"/>
+        </w:rPr>
+      </w:pPr>
+      <w:r>
+        <w:rPr>
+          <w:b/>
+          <w:bCs/>
+          <w:sz w:val="24"/>
+        </w:rPr>
+        <w:t>RESPOSTA:</w:t>
+      </w:r>
       <w:r>
         <w:rPr>
           <w:color w:val="333333"/>
@@ -3621,224 +3651,159 @@
     </w:p>
     <w:p>
       <w:pPr>
-        <w:pStyle w:val="PargrafodaLista"/>
         <w:tabs>
           <w:tab w:val="left" w:pos="363"/>
         </w:tabs>
         <w:spacing w:before="114" w:line="326" w:lineRule="auto"/>
-        <w:ind w:right="139"/>
-        <w:rPr>
-          <w:color w:val="333333"/>
-          <w:spacing w:val="-2"/>
-          <w:w w:val="105"/>
-          <w:sz w:val="24"/>
-        </w:rPr>
-      </w:pPr>
-      <w:r>
-        <w:rPr>
-          <w:color w:val="333333"/>
-          <w:spacing w:val="-2"/>
-          <w:w w:val="105"/>
-          <w:sz w:val="24"/>
-        </w:rPr>
-        <w:t>class Animal {</w:t>
-      </w:r>
-    </w:p>
-    <w:p>
-      <w:pPr>
-        <w:pStyle w:val="PargrafodaLista"/>
+        <w:ind w:left="6" w:right="139"/>
+        <w:rPr>
+          <w:sz w:val="24"/>
+        </w:rPr>
+      </w:pPr>
+      <w:r>
+        <w:rPr>
+          <w:noProof/>
+        </w:rPr>
+        <w:lastRenderedPageBreak/>
+        <w:drawing>
+          <wp:inline distT="0" distB="0" distL="0" distR="0" wp14:anchorId="4891B986" wp14:editId="787C7AF2">
+            <wp:extent cx="6219825" cy="2537460"/>
+            <wp:effectExtent l="0" t="0" r="9525" b="0"/>
+            <wp:docPr id="59" name="Imagem 59"/>
+            <wp:cNvGraphicFramePr>
+              <a:graphicFrameLocks xmlns:a="http://schemas.openxmlformats.org/drawingml/2006/main" noChangeAspect="1"/>
+            </wp:cNvGraphicFramePr>
+            <a:graphic xmlns:a="http://schemas.openxmlformats.org/drawingml/2006/main">
+              <a:graphicData uri="http://schemas.openxmlformats.org/drawingml/2006/picture">
+                <pic:pic xmlns:pic="http://schemas.openxmlformats.org/drawingml/2006/picture">
+                  <pic:nvPicPr>
+                    <pic:cNvPr id="1" name=""/>
+                    <pic:cNvPicPr/>
+                  </pic:nvPicPr>
+                  <pic:blipFill>
+                    <a:blip r:embed="rId5"/>
+                    <a:stretch>
+                      <a:fillRect/>
+                    </a:stretch>
+                  </pic:blipFill>
+                  <pic:spPr>
+                    <a:xfrm>
+                      <a:off x="0" y="0"/>
+                      <a:ext cx="6219825" cy="2537460"/>
+                    </a:xfrm>
+                    <a:prstGeom prst="rect">
+                      <a:avLst/>
+                    </a:prstGeom>
+                  </pic:spPr>
+                </pic:pic>
+              </a:graphicData>
+            </a:graphic>
+          </wp:inline>
+        </w:drawing>
+      </w:r>
+    </w:p>
+    <w:p>
+      <w:pPr>
         <w:tabs>
           <w:tab w:val="left" w:pos="363"/>
         </w:tabs>
         <w:spacing w:before="114" w:line="326" w:lineRule="auto"/>
-        <w:ind w:right="139"/>
-        <w:rPr>
-          <w:color w:val="333333"/>
-          <w:spacing w:val="-2"/>
-          <w:w w:val="105"/>
-          <w:sz w:val="24"/>
-        </w:rPr>
-      </w:pPr>
-      <w:r>
-        <w:rPr>
-          <w:color w:val="333333"/>
-          <w:spacing w:val="-2"/>
-          <w:w w:val="105"/>
-          <w:sz w:val="24"/>
-        </w:rPr>
-        <w:lastRenderedPageBreak/>
-        <w:tab/>
-        <w:t xml:space="preserve">private int idade; </w:t>
-      </w:r>
-      <w:r>
-        <w:rPr>
-          <w:color w:val="333333"/>
-          <w:spacing w:val="-2"/>
-          <w:w w:val="105"/>
-          <w:sz w:val="24"/>
-        </w:rPr>
-        <w:sym w:font="Wingdings" w:char="F0DF"/>
-      </w:r>
-      <w:r>
-        <w:rPr>
-          <w:color w:val="333333"/>
-          <w:spacing w:val="-2"/>
-          <w:w w:val="105"/>
-          <w:sz w:val="24"/>
-        </w:rPr>
-        <w:t>Atributo</w:t>
-      </w:r>
-    </w:p>
-    <w:p>
-      <w:pPr>
-        <w:pStyle w:val="PargrafodaLista"/>
+        <w:ind w:left="6" w:right="139"/>
+        <w:rPr>
+          <w:sz w:val="24"/>
+        </w:rPr>
+      </w:pPr>
+      <w:r>
+        <w:rPr>
+          <w:noProof/>
+        </w:rPr>
+        <w:drawing>
+          <wp:inline distT="0" distB="0" distL="0" distR="0" wp14:anchorId="3FB6AEC0" wp14:editId="63639C9B">
+            <wp:extent cx="6219825" cy="1767840"/>
+            <wp:effectExtent l="0" t="0" r="9525" b="3810"/>
+            <wp:docPr id="60" name="Imagem 60"/>
+            <wp:cNvGraphicFramePr>
+              <a:graphicFrameLocks xmlns:a="http://schemas.openxmlformats.org/drawingml/2006/main" noChangeAspect="1"/>
+            </wp:cNvGraphicFramePr>
+            <a:graphic xmlns:a="http://schemas.openxmlformats.org/drawingml/2006/main">
+              <a:graphicData uri="http://schemas.openxmlformats.org/drawingml/2006/picture">
+                <pic:pic xmlns:pic="http://schemas.openxmlformats.org/drawingml/2006/picture">
+                  <pic:nvPicPr>
+                    <pic:cNvPr id="1" name=""/>
+                    <pic:cNvPicPr/>
+                  </pic:nvPicPr>
+                  <pic:blipFill>
+                    <a:blip r:embed="rId6"/>
+                    <a:stretch>
+                      <a:fillRect/>
+                    </a:stretch>
+                  </pic:blipFill>
+                  <pic:spPr>
+                    <a:xfrm>
+                      <a:off x="0" y="0"/>
+                      <a:ext cx="6219825" cy="1767840"/>
+                    </a:xfrm>
+                    <a:prstGeom prst="rect">
+                      <a:avLst/>
+                    </a:prstGeom>
+                  </pic:spPr>
+                </pic:pic>
+              </a:graphicData>
+            </a:graphic>
+          </wp:inline>
+        </w:drawing>
+      </w:r>
+    </w:p>
+    <w:p>
+      <w:pPr>
         <w:tabs>
           <w:tab w:val="left" w:pos="363"/>
         </w:tabs>
         <w:spacing w:before="114" w:line="326" w:lineRule="auto"/>
-        <w:ind w:right="139"/>
-        <w:rPr>
-          <w:color w:val="333333"/>
-          <w:spacing w:val="-2"/>
-          <w:w w:val="105"/>
-          <w:sz w:val="24"/>
-        </w:rPr>
-      </w:pPr>
-      <w:r>
-        <w:rPr>
-          <w:color w:val="333333"/>
-          <w:spacing w:val="-2"/>
-          <w:w w:val="105"/>
-          <w:sz w:val="24"/>
-        </w:rPr>
-        <w:tab/>
-        <w:t xml:space="preserve">private String nome; </w:t>
-      </w:r>
-      <w:r>
-        <w:rPr>
-          <w:color w:val="333333"/>
-          <w:spacing w:val="-2"/>
-          <w:w w:val="105"/>
-          <w:sz w:val="24"/>
-        </w:rPr>
-        <w:sym w:font="Wingdings" w:char="F0DF"/>
-      </w:r>
-      <w:r>
-        <w:rPr>
-          <w:color w:val="333333"/>
-          <w:spacing w:val="-2"/>
-          <w:w w:val="105"/>
-          <w:sz w:val="24"/>
-        </w:rPr>
-        <w:t xml:space="preserve"> Atributo</w:t>
-      </w:r>
-    </w:p>
-    <w:p>
-      <w:pPr>
-        <w:pStyle w:val="PargrafodaLista"/>
-        <w:tabs>
-          <w:tab w:val="left" w:pos="363"/>
-        </w:tabs>
-        <w:spacing w:before="114" w:line="326" w:lineRule="auto"/>
-        <w:ind w:right="139"/>
-        <w:rPr>
-          <w:color w:val="333333"/>
-          <w:spacing w:val="-2"/>
-          <w:w w:val="105"/>
-          <w:sz w:val="24"/>
-        </w:rPr>
-      </w:pPr>
-      <w:r>
-        <w:rPr>
-          <w:color w:val="333333"/>
-          <w:spacing w:val="-2"/>
-          <w:w w:val="105"/>
-          <w:sz w:val="24"/>
-        </w:rPr>
-        <w:tab/>
-        <w:t>public void emitirSom() {</w:t>
-      </w:r>
-    </w:p>
-    <w:p>
-      <w:pPr>
-        <w:pStyle w:val="PargrafodaLista"/>
-        <w:tabs>
-          <w:tab w:val="left" w:pos="363"/>
-        </w:tabs>
-        <w:spacing w:before="114" w:line="326" w:lineRule="auto"/>
-        <w:ind w:right="139"/>
-        <w:rPr>
-          <w:color w:val="333333"/>
-          <w:spacing w:val="-2"/>
-          <w:w w:val="105"/>
-          <w:sz w:val="24"/>
-        </w:rPr>
-      </w:pPr>
-      <w:r>
-        <w:rPr>
-          <w:color w:val="333333"/>
-          <w:spacing w:val="-2"/>
-          <w:w w:val="105"/>
-          <w:sz w:val="24"/>
-        </w:rPr>
-        <w:tab/>
-      </w:r>
-      <w:r>
-        <w:rPr>
-          <w:color w:val="333333"/>
-          <w:spacing w:val="-2"/>
-          <w:w w:val="105"/>
-          <w:sz w:val="24"/>
-        </w:rPr>
-        <w:tab/>
-        <w:t>System.out.println(“O animal” + nome + “tem idade de: “ + idade);</w:t>
-      </w:r>
-    </w:p>
-    <w:p>
-      <w:pPr>
-        <w:pStyle w:val="PargrafodaLista"/>
-        <w:tabs>
-          <w:tab w:val="left" w:pos="363"/>
-        </w:tabs>
-        <w:spacing w:before="114" w:line="326" w:lineRule="auto"/>
-        <w:ind w:right="139"/>
-        <w:rPr>
-          <w:color w:val="333333"/>
-          <w:spacing w:val="-2"/>
-          <w:w w:val="105"/>
-          <w:sz w:val="24"/>
-        </w:rPr>
-      </w:pPr>
-      <w:r>
-        <w:rPr>
-          <w:color w:val="333333"/>
-          <w:spacing w:val="-2"/>
-          <w:w w:val="105"/>
-          <w:sz w:val="24"/>
-        </w:rPr>
-        <w:t>}</w:t>
-      </w:r>
-    </w:p>
-    <w:p>
-      <w:pPr>
-        <w:pStyle w:val="PargrafodaLista"/>
-        <w:tabs>
-          <w:tab w:val="left" w:pos="363"/>
-        </w:tabs>
-        <w:spacing w:before="114" w:line="326" w:lineRule="auto"/>
-        <w:ind w:right="139"/>
-        <w:rPr>
-          <w:sz w:val="24"/>
-        </w:rPr>
-      </w:pPr>
-      <w:r>
-        <w:rPr>
-          <w:color w:val="333333"/>
-          <w:spacing w:val="-2"/>
-          <w:w w:val="105"/>
-          <w:sz w:val="24"/>
-        </w:rPr>
-        <w:t>}</w:t>
+        <w:ind w:left="6" w:right="139"/>
+        <w:rPr>
+          <w:sz w:val="24"/>
+        </w:rPr>
+      </w:pPr>
+      <w:r>
+        <w:rPr>
+          <w:noProof/>
+        </w:rPr>
+        <w:drawing>
+          <wp:inline distT="0" distB="0" distL="0" distR="0" wp14:anchorId="201C3880" wp14:editId="75B03A0C">
+            <wp:extent cx="3876190" cy="257143"/>
+            <wp:effectExtent l="0" t="0" r="0" b="0"/>
+            <wp:docPr id="61" name="Imagem 61"/>
+            <wp:cNvGraphicFramePr>
+              <a:graphicFrameLocks xmlns:a="http://schemas.openxmlformats.org/drawingml/2006/main" noChangeAspect="1"/>
+            </wp:cNvGraphicFramePr>
+            <a:graphic xmlns:a="http://schemas.openxmlformats.org/drawingml/2006/main">
+              <a:graphicData uri="http://schemas.openxmlformats.org/drawingml/2006/picture">
+                <pic:pic xmlns:pic="http://schemas.openxmlformats.org/drawingml/2006/picture">
+                  <pic:nvPicPr>
+                    <pic:cNvPr id="1" name=""/>
+                    <pic:cNvPicPr/>
+                  </pic:nvPicPr>
+                  <pic:blipFill>
+                    <a:blip r:embed="rId7"/>
+                    <a:stretch>
+                      <a:fillRect/>
+                    </a:stretch>
+                  </pic:blipFill>
+                  <pic:spPr>
+                    <a:xfrm>
+                      <a:off x="0" y="0"/>
+                      <a:ext cx="3876190" cy="257143"/>
+                    </a:xfrm>
+                    <a:prstGeom prst="rect">
+                      <a:avLst/>
+                    </a:prstGeom>
+                  </pic:spPr>
+                </pic:pic>
+              </a:graphicData>
+            </a:graphic>
+          </wp:inline>
+        </w:drawing>
       </w:r>
     </w:p>
     <w:p>
@@ -4072,6 +4037,18 @@
     </w:p>
     <w:p>
       <w:pPr>
+        <w:tabs>
+          <w:tab w:val="left" w:pos="317"/>
+        </w:tabs>
+        <w:spacing w:before="15" w:line="338" w:lineRule="auto"/>
+        <w:ind w:right="139"/>
+        <w:rPr>
+          <w:sz w:val="24"/>
+        </w:rPr>
+      </w:pPr>
+    </w:p>
+    <w:p>
+      <w:pPr>
         <w:pStyle w:val="PargrafodaLista"/>
         <w:tabs>
           <w:tab w:val="left" w:pos="317"/>
@@ -4079,11 +4056,23 @@
         <w:spacing w:before="15" w:line="338" w:lineRule="auto"/>
         <w:ind w:right="139"/>
         <w:rPr>
-          <w:color w:val="333333"/>
-          <w:w w:val="105"/>
-          <w:sz w:val="24"/>
-        </w:rPr>
-      </w:pPr>
+          <w:b/>
+          <w:bCs/>
+          <w:color w:val="333333"/>
+          <w:w w:val="105"/>
+          <w:sz w:val="24"/>
+        </w:rPr>
+      </w:pPr>
+      <w:r>
+        <w:rPr>
+          <w:b/>
+          <w:bCs/>
+          <w:color w:val="333333"/>
+          <w:w w:val="105"/>
+          <w:sz w:val="24"/>
+        </w:rPr>
+        <w:t>RESPOSTA:</w:t>
+      </w:r>
     </w:p>
     <w:p>
       <w:pPr>
@@ -4307,7 +4296,7 @@
           </mc:Choice>
           <mc:Fallback>
             <w:pict>
-              <v:group w14:anchorId="7AFF7E5E" id="Group 9" o:spid="_x0000_s1026" style="position:absolute;margin-left:57pt;margin-top:8.35pt;width:481.95pt;height:1.5pt;z-index:-15726080;mso-wrap-distance-left:0;mso-wrap-distance-right:0;mso-position-horizontal-relative:page" coordsize="61207,190" o:gfxdata="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">
+              <v:group w14:anchorId="316977F2" id="Group 9" o:spid="_x0000_s1026" style="position:absolute;margin-left:57pt;margin-top:8.35pt;width:481.95pt;height:1.5pt;z-index:-15726080;mso-wrap-distance-left:0;mso-wrap-distance-right:0;mso-position-horizontal-relative:page" coordsize="61207,190" o:gfxdata="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">
                 <v:shape id="Graphic 10" o:spid="_x0000_s1027" style="position:absolute;width:61207;height:95;visibility:visible;mso-wrap-style:square;v-text-anchor:top" coordsize="6120765,9525" o:gfxdata="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" path="m6120258,9524l,9524,,,6120258,r,9524xe" fillcolor="#999" stroked="f">
                   <v:path arrowok="t"/>
                 </v:shape>
@@ -4481,7 +4470,7 @@
           </mc:Choice>
           <mc:Fallback>
             <w:pict>
-              <v:shape w14:anchorId="0311FCD1" id="Graphic 13" o:spid="_x0000_s1026" style="position:absolute;margin-left:57pt;margin-top:6.75pt;width:481.95pt;height:.75pt;z-index:-15725568;visibility:visible;mso-wrap-style:square;mso-wrap-distance-left:0;mso-wrap-distance-top:0;mso-wrap-distance-right:0;mso-wrap-distance-bottom:0;mso-position-horizontal:absolute;mso-position-horizontal-relative:page;mso-position-vertical:absolute;mso-position-vertical-relative:text;v-text-anchor:top" coordsize="6120765,9525" o:gfxdata="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" path="m6120258,9524l,9524,,,6120258,r,9524xe" fillcolor="#ccc" stroked="f">
+              <v:shape w14:anchorId="69FEA375" id="Graphic 13" o:spid="_x0000_s1026" style="position:absolute;margin-left:57pt;margin-top:6.75pt;width:481.95pt;height:.75pt;z-index:-15725568;visibility:visible;mso-wrap-style:square;mso-wrap-distance-left:0;mso-wrap-distance-top:0;mso-wrap-distance-right:0;mso-wrap-distance-bottom:0;mso-position-horizontal:absolute;mso-position-horizontal-relative:page;mso-position-vertical:absolute;mso-position-vertical-relative:text;v-text-anchor:top" coordsize="6120765,9525" o:gfxdata="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" path="m6120258,9524l,9524,,,6120258,r,9524xe" fillcolor="#ccc" stroked="f">
                 <v:path arrowok="t"/>
                 <w10:wrap type="topAndBottom" anchorx="page"/>
               </v:shape>
@@ -4735,6 +4724,41 @@
           <w:w w:val="105"/>
         </w:rPr>
         <w:t>Programação Orientada a Objetos. Em seguida:</w:t>
+      </w:r>
+    </w:p>
+    <w:p>
+      <w:pPr>
+        <w:pStyle w:val="Corpodetexto"/>
+        <w:spacing w:before="126" w:line="333" w:lineRule="auto"/>
+        <w:ind w:left="6" w:right="139"/>
+        <w:jc w:val="both"/>
+        <w:rPr>
+          <w:color w:val="333333"/>
+          <w:w w:val="105"/>
+        </w:rPr>
+      </w:pPr>
+    </w:p>
+    <w:p>
+      <w:pPr>
+        <w:pStyle w:val="Corpodetexto"/>
+        <w:spacing w:before="126" w:line="333" w:lineRule="auto"/>
+        <w:ind w:left="6" w:right="139"/>
+        <w:jc w:val="both"/>
+        <w:rPr>
+          <w:b/>
+          <w:bCs/>
+          <w:color w:val="333333"/>
+          <w:w w:val="105"/>
+        </w:rPr>
+      </w:pPr>
+      <w:r>
+        <w:rPr>
+          <w:b/>
+          <w:bCs/>
+          <w:color w:val="333333"/>
+          <w:w w:val="105"/>
+        </w:rPr>
+        <w:t>RESPOSTA:</w:t>
       </w:r>
     </w:p>
     <w:p>
@@ -4834,6 +4858,39 @@
     </w:p>
     <w:p>
       <w:pPr>
+        <w:tabs>
+          <w:tab w:val="left" w:pos="275"/>
+        </w:tabs>
+        <w:spacing w:before="218"/>
+        <w:ind w:left="6"/>
+        <w:rPr>
+          <w:sz w:val="24"/>
+        </w:rPr>
+      </w:pPr>
+    </w:p>
+    <w:p>
+      <w:pPr>
+        <w:tabs>
+          <w:tab w:val="left" w:pos="275"/>
+        </w:tabs>
+        <w:spacing w:before="218"/>
+        <w:rPr>
+          <w:b/>
+          <w:bCs/>
+          <w:sz w:val="24"/>
+        </w:rPr>
+      </w:pPr>
+      <w:r>
+        <w:rPr>
+          <w:b/>
+          <w:bCs/>
+          <w:sz w:val="24"/>
+        </w:rPr>
+        <w:t>RESPOSTA:</w:t>
+      </w:r>
+    </w:p>
+    <w:p>
+      <w:pPr>
         <w:pStyle w:val="PargrafodaLista"/>
         <w:tabs>
           <w:tab w:val="left" w:pos="275"/>
@@ -5097,16 +5154,35 @@
     </w:p>
     <w:p>
       <w:pPr>
-        <w:pStyle w:val="PargrafodaLista"/>
         <w:tabs>
           <w:tab w:val="left" w:pos="289"/>
         </w:tabs>
         <w:spacing w:before="114"/>
-        <w:ind w:left="289"/>
-        <w:rPr>
-          <w:sz w:val="24"/>
-        </w:rPr>
-      </w:pPr>
+        <w:rPr>
+          <w:sz w:val="24"/>
+        </w:rPr>
+      </w:pPr>
+    </w:p>
+    <w:p>
+      <w:pPr>
+        <w:tabs>
+          <w:tab w:val="left" w:pos="289"/>
+        </w:tabs>
+        <w:spacing w:before="114"/>
+        <w:rPr>
+          <w:b/>
+          <w:bCs/>
+          <w:sz w:val="24"/>
+        </w:rPr>
+      </w:pPr>
+      <w:r>
+        <w:rPr>
+          <w:b/>
+          <w:bCs/>
+          <w:sz w:val="24"/>
+        </w:rPr>
+        <w:t>RESPOSTA:</w:t>
+      </w:r>
     </w:p>
     <w:p>
       <w:pPr>
@@ -5418,6 +5494,40 @@
     </w:p>
     <w:p>
       <w:pPr>
+        <w:tabs>
+          <w:tab w:val="left" w:pos="333"/>
+        </w:tabs>
+        <w:spacing w:line="338" w:lineRule="auto"/>
+        <w:ind w:right="139"/>
+        <w:rPr>
+          <w:sz w:val="24"/>
+        </w:rPr>
+      </w:pPr>
+    </w:p>
+    <w:p>
+      <w:pPr>
+        <w:tabs>
+          <w:tab w:val="left" w:pos="333"/>
+        </w:tabs>
+        <w:spacing w:line="338" w:lineRule="auto"/>
+        <w:ind w:right="139"/>
+        <w:rPr>
+          <w:b/>
+          <w:bCs/>
+          <w:sz w:val="24"/>
+        </w:rPr>
+      </w:pPr>
+      <w:r>
+        <w:rPr>
+          <w:b/>
+          <w:bCs/>
+          <w:sz w:val="24"/>
+        </w:rPr>
+        <w:t>RESPOSTA:</w:t>
+      </w:r>
+    </w:p>
+    <w:p>
+      <w:pPr>
         <w:pStyle w:val="PargrafodaLista"/>
         <w:tabs>
           <w:tab w:val="left" w:pos="333"/>
@@ -5434,7 +5544,6 @@
           <w:w w:val="110"/>
           <w:sz w:val="24"/>
         </w:rPr>
-        <w:tab/>
         <w:t>Suponhamos que temos uma classe pai que tem 30 classes herdeiras, e todas usam o mesmo método da classe pai. No caso de fazer uma alteração no método da classe pai, todas as classes herdeiras também são alteradas, o que pode causar bugs.</w:t>
       </w:r>
     </w:p>
@@ -5639,7 +5748,7 @@
           </mc:Choice>
           <mc:Fallback>
             <w:pict>
-              <v:group w14:anchorId="3010C9D1" id="Group 14" o:spid="_x0000_s1026" style="position:absolute;margin-left:57pt;margin-top:9.1pt;width:481.95pt;height:1.5pt;z-index:-15725056;mso-wrap-distance-left:0;mso-wrap-distance-right:0;mso-position-horizontal-relative:page" coordsize="61207,190" o:gfxdata="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">
+              <v:group w14:anchorId="504E0137" id="Group 14" o:spid="_x0000_s1026" style="position:absolute;margin-left:57pt;margin-top:9.1pt;width:481.95pt;height:1.5pt;z-index:-15725056;mso-wrap-distance-left:0;mso-wrap-distance-right:0;mso-position-horizontal-relative:page" coordsize="61207,190" o:gfxdata="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">
                 <v:shape id="Graphic 15" o:spid="_x0000_s1027" style="position:absolute;width:61207;height:95;visibility:visible;mso-wrap-style:square;v-text-anchor:top" coordsize="6120765,9525" o:gfxdata="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" path="m6120258,9524l,9524,,,6120258,r,9524xe" fillcolor="#999" stroked="f">
                   <v:path arrowok="t"/>
                 </v:shape>
@@ -5740,6 +5849,7 @@
           <w:sz w:val="9"/>
           <w:lang w:val="pt-BR" w:eastAsia="pt-BR"/>
         </w:rPr>
+        <w:lastRenderedPageBreak/>
         <mc:AlternateContent>
           <mc:Choice Requires="wps">
             <w:drawing>
@@ -5814,7 +5924,7 @@
           </mc:Choice>
           <mc:Fallback>
             <w:pict>
-              <v:shape w14:anchorId="2F3931BE" id="Graphic 18" o:spid="_x0000_s1026" style="position:absolute;margin-left:57pt;margin-top:6.75pt;width:481.95pt;height:.75pt;z-index:-15724544;visibility:visible;mso-wrap-style:square;mso-wrap-distance-left:0;mso-wrap-distance-top:0;mso-wrap-distance-right:0;mso-wrap-distance-bottom:0;mso-position-horizontal:absolute;mso-position-horizontal-relative:page;mso-position-vertical:absolute;mso-position-vertical-relative:text;v-text-anchor:top" coordsize="6120765,9525" o:gfxdata="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" path="m6120258,9524l,9524,,,6120258,r,9524xe" fillcolor="#ccc" stroked="f">
+              <v:shape w14:anchorId="1DA6B4E8" id="Graphic 18" o:spid="_x0000_s1026" style="position:absolute;margin-left:57pt;margin-top:6.75pt;width:481.95pt;height:.75pt;z-index:-15724544;visibility:visible;mso-wrap-style:square;mso-wrap-distance-left:0;mso-wrap-distance-top:0;mso-wrap-distance-right:0;mso-wrap-distance-bottom:0;mso-position-horizontal:absolute;mso-position-horizontal-relative:page;mso-position-vertical:absolute;mso-position-vertical-relative:text;v-text-anchor:top" coordsize="6120765,9525" o:gfxdata="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" path="m6120258,9524l,9524,,,6120258,r,9524xe" fillcolor="#ccc" stroked="f">
                 <v:path arrowok="t"/>
                 <w10:wrap type="topAndBottom" anchorx="page"/>
               </v:shape>
@@ -6054,12 +6164,34 @@
         <w:spacing w:before="234" w:line="321" w:lineRule="auto"/>
         <w:ind w:left="6" w:right="139"/>
         <w:jc w:val="both"/>
-      </w:pPr>
-      <w:r>
-        <w:rPr>
-          <w:color w:val="333333"/>
-        </w:rPr>
-        <w:lastRenderedPageBreak/>
+        <w:rPr>
+          <w:b/>
+          <w:bCs/>
+          <w:color w:val="333333"/>
+          <w:w w:val="110"/>
+        </w:rPr>
+      </w:pPr>
+      <w:r>
+        <w:rPr>
+          <w:b/>
+          <w:bCs/>
+          <w:color w:val="333333"/>
+          <w:w w:val="110"/>
+        </w:rPr>
+        <w:t>RESPOSTA:</w:t>
+      </w:r>
+    </w:p>
+    <w:p>
+      <w:pPr>
+        <w:pStyle w:val="Corpodetexto"/>
+        <w:spacing w:before="234" w:line="321" w:lineRule="auto"/>
+        <w:ind w:left="6" w:right="139"/>
+        <w:jc w:val="both"/>
+      </w:pPr>
+      <w:r>
+        <w:rPr>
+          <w:color w:val="333333"/>
+        </w:rPr>
         <w:t>O polimorfismo permite que uma classe derivada com métodos herdados de uma classe pai, sobrescreva esse métodos e utilize de maneira diferente, permitindo que objetos distintos utilizem o mesmo método de maneira diferente.</w:t>
       </w:r>
     </w:p>
@@ -6248,18 +6380,42 @@
           <w:tab w:val="left" w:pos="275"/>
         </w:tabs>
         <w:spacing w:before="260"/>
+        <w:rPr>
+          <w:b/>
+          <w:bCs/>
+          <w:sz w:val="24"/>
+        </w:rPr>
+      </w:pPr>
+      <w:r>
+        <w:rPr>
+          <w:b/>
+          <w:bCs/>
+          <w:sz w:val="24"/>
+        </w:rPr>
+        <w:t>RESPOSTA:</w:t>
+      </w:r>
+    </w:p>
+    <w:p>
+      <w:pPr>
+        <w:tabs>
+          <w:tab w:val="left" w:pos="275"/>
+        </w:tabs>
+        <w:spacing w:before="260"/>
         <w:ind w:left="6"/>
         <w:rPr>
-          <w:sz w:val="24"/>
-        </w:rPr>
-      </w:pPr>
-      <w:r>
-        <w:rPr>
           <w:color w:val="333333"/>
           <w:spacing w:val="-2"/>
           <w:w w:val="105"/>
           <w:sz w:val="24"/>
         </w:rPr>
+      </w:pPr>
+      <w:r>
+        <w:rPr>
+          <w:color w:val="333333"/>
+          <w:spacing w:val="-2"/>
+          <w:w w:val="105"/>
+          <w:sz w:val="24"/>
+        </w:rPr>
         <w:t>O po</w:t>
       </w:r>
       <w:r>
@@ -6271,6 +6427,18 @@
         </w:rPr>
         <w:t>limorfismo se relaciona com a herança ao permitir que classes derivadas sobrescrevam os métodos herdados, usando os de maneiras diferentes em cada classe derivada. Polimorfismo se relaciona com as interfaces porque definem métodos que devem ser implementados por classes diferentes. Ou seja, várias classes podem ter os mesmos métodos usando de maneiras diferentes.</w:t>
       </w:r>
+    </w:p>
+    <w:p>
+      <w:pPr>
+        <w:tabs>
+          <w:tab w:val="left" w:pos="275"/>
+        </w:tabs>
+        <w:spacing w:before="260"/>
+        <w:ind w:left="6"/>
+        <w:rPr>
+          <w:sz w:val="24"/>
+        </w:rPr>
+      </w:pPr>
     </w:p>
     <w:p>
       <w:pPr>
@@ -6299,6 +6467,40 @@
     </w:p>
     <w:p>
       <w:pPr>
+        <w:tabs>
+          <w:tab w:val="left" w:pos="295"/>
+        </w:tabs>
+        <w:spacing w:line="338" w:lineRule="auto"/>
+        <w:ind w:right="139"/>
+        <w:rPr>
+          <w:sz w:val="24"/>
+        </w:rPr>
+      </w:pPr>
+    </w:p>
+    <w:p>
+      <w:pPr>
+        <w:tabs>
+          <w:tab w:val="left" w:pos="295"/>
+        </w:tabs>
+        <w:spacing w:line="338" w:lineRule="auto"/>
+        <w:ind w:right="139"/>
+        <w:rPr>
+          <w:b/>
+          <w:bCs/>
+          <w:sz w:val="24"/>
+        </w:rPr>
+      </w:pPr>
+      <w:r>
+        <w:rPr>
+          <w:b/>
+          <w:bCs/>
+          <w:sz w:val="24"/>
+        </w:rPr>
+        <w:t>RESPOSTA:</w:t>
+      </w:r>
+    </w:p>
+    <w:p>
+      <w:pPr>
         <w:pStyle w:val="PargrafodaLista"/>
         <w:tabs>
           <w:tab w:val="left" w:pos="295"/>
@@ -6313,6 +6515,7 @@
         <w:rPr>
           <w:noProof/>
         </w:rPr>
+        <w:lastRenderedPageBreak/>
         <w:drawing>
           <wp:inline distT="0" distB="0" distL="0" distR="0" wp14:anchorId="398B9E4F" wp14:editId="3C4507DA">
             <wp:extent cx="5133333" cy="4028571"/>
@@ -6329,7 +6532,7 @@
                     <pic:cNvPicPr/>
                   </pic:nvPicPr>
                   <pic:blipFill>
-                    <a:blip r:embed="rId5"/>
+                    <a:blip r:embed="rId8"/>
                     <a:stretch>
                       <a:fillRect/>
                     </a:stretch>
@@ -6382,7 +6585,7 @@
                     <pic:cNvPicPr/>
                   </pic:nvPicPr>
                   <pic:blipFill>
-                    <a:blip r:embed="rId6"/>
+                    <a:blip r:embed="rId9"/>
                     <a:stretch>
                       <a:fillRect/>
                     </a:stretch>
@@ -6435,7 +6638,7 @@
                     <pic:cNvPicPr/>
                   </pic:nvPicPr>
                   <pic:blipFill>
-                    <a:blip r:embed="rId7"/>
+                    <a:blip r:embed="rId10"/>
                     <a:stretch>
                       <a:fillRect/>
                     </a:stretch>
@@ -6648,16 +6851,41 @@
           <w:w w:val="110"/>
           <w:sz w:val="24"/>
         </w:rPr>
-        <w:t xml:space="preserve">um </w:t>
-      </w:r>
-      <w:r>
-        <w:rPr>
-          <w:color w:val="333333"/>
-          <w:w w:val="110"/>
-          <w:sz w:val="24"/>
-        </w:rPr>
-        <w:lastRenderedPageBreak/>
-        <w:t>sistema orientado a objetos.</w:t>
+        <w:t>um sistema orientado a objetos.</w:t>
+      </w:r>
+    </w:p>
+    <w:p>
+      <w:pPr>
+        <w:tabs>
+          <w:tab w:val="left" w:pos="344"/>
+        </w:tabs>
+        <w:spacing w:before="2" w:line="326" w:lineRule="auto"/>
+        <w:ind w:right="139"/>
+        <w:rPr>
+          <w:sz w:val="24"/>
+        </w:rPr>
+      </w:pPr>
+    </w:p>
+    <w:p>
+      <w:pPr>
+        <w:tabs>
+          <w:tab w:val="left" w:pos="344"/>
+        </w:tabs>
+        <w:spacing w:before="2" w:line="326" w:lineRule="auto"/>
+        <w:ind w:right="139"/>
+        <w:rPr>
+          <w:b/>
+          <w:bCs/>
+          <w:sz w:val="24"/>
+        </w:rPr>
+      </w:pPr>
+      <w:r>
+        <w:rPr>
+          <w:b/>
+          <w:bCs/>
+          <w:sz w:val="24"/>
+        </w:rPr>
+        <w:t>RESPOSTA:</w:t>
       </w:r>
     </w:p>
     <w:p>
@@ -6897,7 +7125,7 @@
           </mc:Choice>
           <mc:Fallback>
             <w:pict>
-              <v:group w14:anchorId="0D5F381B" id="Group 19" o:spid="_x0000_s1026" style="position:absolute;margin-left:57pt;margin-top:9.75pt;width:481.95pt;height:1.5pt;z-index:-15724032;mso-wrap-distance-left:0;mso-wrap-distance-right:0;mso-position-horizontal-relative:page" coordsize="61207,190" o:gfxdata="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">
+              <v:group w14:anchorId="4993FFFB" id="Group 19" o:spid="_x0000_s1026" style="position:absolute;margin-left:57pt;margin-top:9.75pt;width:481.95pt;height:1.5pt;z-index:-15724032;mso-wrap-distance-left:0;mso-wrap-distance-right:0;mso-position-horizontal-relative:page" coordsize="61207,190" o:gfxdata="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">
                 <v:shape id="Graphic 20" o:spid="_x0000_s1027" style="position:absolute;width:61207;height:95;visibility:visible;mso-wrap-style:square;v-text-anchor:top" coordsize="6120765,9525" o:gfxdata="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" path="m6120258,9524l,9524,,,6120258,r,9524xe" fillcolor="#999" stroked="f">
                   <v:path arrowok="t"/>
                 </v:shape>
@@ -6998,6 +7226,7 @@
           <w:sz w:val="9"/>
           <w:lang w:val="pt-BR" w:eastAsia="pt-BR"/>
         </w:rPr>
+        <w:lastRenderedPageBreak/>
         <mc:AlternateContent>
           <mc:Choice Requires="wps">
             <w:drawing>
@@ -7072,7 +7301,7 @@
           </mc:Choice>
           <mc:Fallback>
             <w:pict>
-              <v:shape w14:anchorId="262DE564" id="Graphic 23" o:spid="_x0000_s1026" style="position:absolute;margin-left:57pt;margin-top:6.75pt;width:481.95pt;height:.75pt;z-index:-15723520;visibility:visible;mso-wrap-style:square;mso-wrap-distance-left:0;mso-wrap-distance-top:0;mso-wrap-distance-right:0;mso-wrap-distance-bottom:0;mso-position-horizontal:absolute;mso-position-horizontal-relative:page;mso-position-vertical:absolute;mso-position-vertical-relative:text;v-text-anchor:top" coordsize="6120765,9525" o:gfxdata="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" path="m6120258,9524l,9524,,,6120258,r,9524xe" fillcolor="#ccc" stroked="f">
+              <v:shape w14:anchorId="740FC4CF" id="Graphic 23" o:spid="_x0000_s1026" style="position:absolute;margin-left:57pt;margin-top:6.75pt;width:481.95pt;height:.75pt;z-index:-15723520;visibility:visible;mso-wrap-style:square;mso-wrap-distance-left:0;mso-wrap-distance-top:0;mso-wrap-distance-right:0;mso-wrap-distance-bottom:0;mso-position-horizontal:absolute;mso-position-horizontal-relative:page;mso-position-vertical:absolute;mso-position-vertical-relative:text;v-text-anchor:top" coordsize="6120765,9525" o:gfxdata="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" path="m6120258,9524l,9524,,,6120258,r,9524xe" fillcolor="#ccc" stroked="f">
                 <v:path arrowok="t"/>
                 <w10:wrap type="topAndBottom" anchorx="page"/>
               </v:shape>
@@ -7383,6 +7612,41 @@
           <w:spacing w:val="-2"/>
         </w:rPr>
         <w:t>seguida:</w:t>
+      </w:r>
+    </w:p>
+    <w:p>
+      <w:pPr>
+        <w:pStyle w:val="Corpodetexto"/>
+        <w:spacing w:before="242"/>
+        <w:ind w:left="6"/>
+        <w:jc w:val="both"/>
+        <w:rPr>
+          <w:color w:val="333333"/>
+          <w:spacing w:val="-2"/>
+        </w:rPr>
+      </w:pPr>
+    </w:p>
+    <w:p>
+      <w:pPr>
+        <w:pStyle w:val="Corpodetexto"/>
+        <w:spacing w:before="242"/>
+        <w:ind w:left="6"/>
+        <w:jc w:val="both"/>
+        <w:rPr>
+          <w:b/>
+          <w:bCs/>
+          <w:color w:val="333333"/>
+          <w:spacing w:val="-2"/>
+        </w:rPr>
+      </w:pPr>
+      <w:r>
+        <w:rPr>
+          <w:b/>
+          <w:bCs/>
+          <w:color w:val="333333"/>
+          <w:spacing w:val="-2"/>
+        </w:rPr>
+        <w:t>RESPOSTA:</w:t>
       </w:r>
     </w:p>
     <w:p>
@@ -7610,6 +7874,36 @@
           <w:tab w:val="left" w:pos="275"/>
         </w:tabs>
         <w:rPr>
+          <w:b/>
+          <w:bCs/>
+          <w:sz w:val="24"/>
+        </w:rPr>
+      </w:pPr>
+      <w:r>
+        <w:rPr>
+          <w:b/>
+          <w:bCs/>
+          <w:sz w:val="24"/>
+        </w:rPr>
+        <w:t>RESPOSTA:</w:t>
+      </w:r>
+    </w:p>
+    <w:p>
+      <w:pPr>
+        <w:tabs>
+          <w:tab w:val="left" w:pos="275"/>
+        </w:tabs>
+        <w:rPr>
+          <w:sz w:val="24"/>
+        </w:rPr>
+      </w:pPr>
+    </w:p>
+    <w:p>
+      <w:pPr>
+        <w:tabs>
+          <w:tab w:val="left" w:pos="275"/>
+        </w:tabs>
+        <w:rPr>
           <w:sz w:val="24"/>
         </w:rPr>
       </w:pPr>
@@ -7637,6 +7931,16 @@
         </w:rPr>
         <w:t xml:space="preserve"> implementar, facilitando a compreensão como um todo do sistema.</w:t>
       </w:r>
+    </w:p>
+    <w:p>
+      <w:pPr>
+        <w:tabs>
+          <w:tab w:val="left" w:pos="275"/>
+        </w:tabs>
+        <w:rPr>
+          <w:sz w:val="24"/>
+        </w:rPr>
+      </w:pPr>
     </w:p>
     <w:p>
       <w:pPr>
@@ -7832,6 +8136,38 @@
           <w:tab w:val="left" w:pos="289"/>
         </w:tabs>
         <w:spacing w:before="114"/>
+        <w:rPr>
+          <w:sz w:val="24"/>
+        </w:rPr>
+      </w:pPr>
+    </w:p>
+    <w:p>
+      <w:pPr>
+        <w:tabs>
+          <w:tab w:val="left" w:pos="289"/>
+        </w:tabs>
+        <w:spacing w:before="114"/>
+        <w:rPr>
+          <w:b/>
+          <w:bCs/>
+          <w:sz w:val="24"/>
+        </w:rPr>
+      </w:pPr>
+      <w:r>
+        <w:rPr>
+          <w:b/>
+          <w:bCs/>
+          <w:sz w:val="24"/>
+        </w:rPr>
+        <w:t>RESPOSTA:</w:t>
+      </w:r>
+    </w:p>
+    <w:p>
+      <w:pPr>
+        <w:tabs>
+          <w:tab w:val="left" w:pos="289"/>
+        </w:tabs>
+        <w:spacing w:before="114"/>
         <w:ind w:left="6"/>
         <w:rPr>
           <w:sz w:val="24"/>
@@ -7843,6 +8179,18 @@
         </w:rPr>
         <w:t>Detalhes essenciais são aqueles que são fundamentais para o funcionamento e entendimento do sistema. Detalhes acidentais são os detalhes que não tem o foco do sistemas, detalhes mais secundários ou implementações que não impactam no mecanismo do sistema.</w:t>
       </w:r>
+    </w:p>
+    <w:p>
+      <w:pPr>
+        <w:tabs>
+          <w:tab w:val="left" w:pos="289"/>
+        </w:tabs>
+        <w:spacing w:before="114"/>
+        <w:ind w:left="6"/>
+        <w:rPr>
+          <w:sz w:val="24"/>
+        </w:rPr>
+      </w:pPr>
     </w:p>
     <w:p>
       <w:pPr>
@@ -8139,6 +8487,40 @@
           <w:sz w:val="24"/>
         </w:rPr>
         <w:t>transporte.</w:t>
+      </w:r>
+    </w:p>
+    <w:p>
+      <w:pPr>
+        <w:tabs>
+          <w:tab w:val="left" w:pos="363"/>
+        </w:tabs>
+        <w:spacing w:line="338" w:lineRule="auto"/>
+        <w:ind w:right="139"/>
+        <w:rPr>
+          <w:sz w:val="24"/>
+        </w:rPr>
+      </w:pPr>
+    </w:p>
+    <w:p>
+      <w:pPr>
+        <w:tabs>
+          <w:tab w:val="left" w:pos="363"/>
+        </w:tabs>
+        <w:spacing w:line="338" w:lineRule="auto"/>
+        <w:ind w:right="139"/>
+        <w:rPr>
+          <w:b/>
+          <w:bCs/>
+          <w:sz w:val="24"/>
+        </w:rPr>
+      </w:pPr>
+      <w:r>
+        <w:rPr>
+          <w:b/>
+          <w:bCs/>
+          <w:sz w:val="24"/>
+        </w:rPr>
+        <w:t>RESPOSTA:</w:t>
       </w:r>
     </w:p>
     <w:p>
@@ -8363,7 +8745,7 @@
           </mc:Choice>
           <mc:Fallback>
             <w:pict>
-              <v:group w14:anchorId="77137C94" id="Group 24" o:spid="_x0000_s1026" style="position:absolute;margin-left:57pt;margin-top:9.05pt;width:481.95pt;height:1.5pt;z-index:-15723008;mso-wrap-distance-left:0;mso-wrap-distance-right:0;mso-position-horizontal-relative:page" coordsize="61207,190" o:gfxdata="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">
+              <v:group w14:anchorId="1E8323CF" id="Group 24" o:spid="_x0000_s1026" style="position:absolute;margin-left:57pt;margin-top:9.05pt;width:481.95pt;height:1.5pt;z-index:-15723008;mso-wrap-distance-left:0;mso-wrap-distance-right:0;mso-position-horizontal-relative:page" coordsize="61207,190" o:gfxdata="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">
                 <v:shape id="Graphic 25" o:spid="_x0000_s1027" style="position:absolute;width:61207;height:95;visibility:visible;mso-wrap-style:square;v-text-anchor:top" coordsize="6120765,9525" o:gfxdata="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" path="m6120258,9524l,9524,,,6120258,r,9524xe" fillcolor="#999" stroked="f">
                   <v:path arrowok="t"/>
                 </v:shape>
@@ -8541,7 +8923,7 @@
           </mc:Choice>
           <mc:Fallback>
             <w:pict>
-              <v:shape w14:anchorId="3265998C" id="Graphic 28" o:spid="_x0000_s1026" style="position:absolute;margin-left:57pt;margin-top:6.8pt;width:481.95pt;height:.75pt;z-index:-15722496;visibility:visible;mso-wrap-style:square;mso-wrap-distance-left:0;mso-wrap-distance-top:0;mso-wrap-distance-right:0;mso-wrap-distance-bottom:0;mso-position-horizontal:absolute;mso-position-horizontal-relative:page;mso-position-vertical:absolute;mso-position-vertical-relative:text;v-text-anchor:top" coordsize="6120765,9525" o:gfxdata="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" path="m6120258,9524l,9524,,,6120258,r,9524xe" fillcolor="#ccc" stroked="f">
+              <v:shape w14:anchorId="0BE9D1E7" id="Graphic 28" o:spid="_x0000_s1026" style="position:absolute;margin-left:57pt;margin-top:6.8pt;width:481.95pt;height:.75pt;z-index:-15722496;visibility:visible;mso-wrap-style:square;mso-wrap-distance-left:0;mso-wrap-distance-top:0;mso-wrap-distance-right:0;mso-wrap-distance-bottom:0;mso-position-horizontal:absolute;mso-position-horizontal-relative:page;mso-position-vertical:absolute;mso-position-vertical-relative:text;v-text-anchor:top" coordsize="6120765,9525" o:gfxdata="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" path="m6120258,9524l,9524,,,6120258,r,9524xe" fillcolor="#ccc" stroked="f">
                 <v:path arrowok="t"/>
                 <w10:wrap type="topAndBottom" anchorx="page"/>
               </v:shape>
@@ -8591,6 +8973,11 @@
         <w:spacing w:before="234" w:line="333" w:lineRule="auto"/>
         <w:ind w:left="6" w:right="139"/>
         <w:jc w:val="both"/>
+        <w:rPr>
+          <w:color w:val="333333"/>
+          <w:spacing w:val="-2"/>
+          <w:w w:val="105"/>
+        </w:rPr>
       </w:pPr>
       <w:r>
         <w:rPr>
@@ -8622,6 +9009,24 @@
           <w:w w:val="105"/>
         </w:rPr>
         <w:t>seguida:</w:t>
+      </w:r>
+    </w:p>
+    <w:p>
+      <w:pPr>
+        <w:pStyle w:val="Corpodetexto"/>
+        <w:spacing w:before="234" w:line="333" w:lineRule="auto"/>
+        <w:ind w:left="6" w:right="139"/>
+        <w:jc w:val="both"/>
+      </w:pPr>
+      <w:r>
+        <w:rPr>
+          <w:b/>
+          <w:bCs/>
+          <w:color w:val="333333"/>
+          <w:spacing w:val="-2"/>
+          <w:w w:val="105"/>
+        </w:rPr>
+        <w:t>RESPOSTA:</w:t>
       </w:r>
       <w:r>
         <w:rPr>
@@ -8846,6 +9251,38 @@
           <w:tab w:val="left" w:pos="275"/>
         </w:tabs>
         <w:spacing w:before="232"/>
+        <w:rPr>
+          <w:sz w:val="24"/>
+        </w:rPr>
+      </w:pPr>
+    </w:p>
+    <w:p>
+      <w:pPr>
+        <w:tabs>
+          <w:tab w:val="left" w:pos="275"/>
+        </w:tabs>
+        <w:spacing w:before="232"/>
+        <w:rPr>
+          <w:b/>
+          <w:bCs/>
+          <w:sz w:val="24"/>
+        </w:rPr>
+      </w:pPr>
+      <w:r>
+        <w:rPr>
+          <w:b/>
+          <w:bCs/>
+          <w:sz w:val="24"/>
+        </w:rPr>
+        <w:t>RESPOSTA:</w:t>
+      </w:r>
+    </w:p>
+    <w:p>
+      <w:pPr>
+        <w:tabs>
+          <w:tab w:val="left" w:pos="275"/>
+        </w:tabs>
+        <w:spacing w:before="232"/>
         <w:ind w:left="6"/>
         <w:rPr>
           <w:sz w:val="24"/>
@@ -8919,6 +9356,48 @@
           <w:sz w:val="24"/>
         </w:rPr>
       </w:pPr>
+    </w:p>
+    <w:p>
+      <w:pPr>
+        <w:pStyle w:val="PargrafodaLista"/>
+        <w:tabs>
+          <w:tab w:val="left" w:pos="308"/>
+        </w:tabs>
+        <w:spacing w:before="114" w:line="326" w:lineRule="auto"/>
+        <w:ind w:right="139"/>
+        <w:rPr>
+          <w:b/>
+          <w:bCs/>
+          <w:sz w:val="24"/>
+        </w:rPr>
+      </w:pPr>
+      <w:r>
+        <w:rPr>
+          <w:b/>
+          <w:bCs/>
+          <w:color w:val="333333"/>
+          <w:spacing w:val="-2"/>
+          <w:w w:val="105"/>
+          <w:sz w:val="24"/>
+        </w:rPr>
+        <w:t>RESPOSTA:</w:t>
+      </w:r>
+    </w:p>
+    <w:p>
+      <w:pPr>
+        <w:pStyle w:val="PargrafodaLista"/>
+        <w:tabs>
+          <w:tab w:val="left" w:pos="308"/>
+        </w:tabs>
+        <w:spacing w:before="114" w:line="326" w:lineRule="auto"/>
+        <w:ind w:right="139"/>
+        <w:rPr>
+          <w:color w:val="333333"/>
+          <w:spacing w:val="-2"/>
+          <w:w w:val="105"/>
+          <w:sz w:val="24"/>
+        </w:rPr>
+      </w:pPr>
       <w:r>
         <w:rPr>
           <w:color w:val="333333"/>
@@ -9100,6 +9579,48 @@
           <w:sz w:val="24"/>
         </w:rPr>
         <w:t>sistema.</w:t>
+      </w:r>
+    </w:p>
+    <w:p>
+      <w:pPr>
+        <w:tabs>
+          <w:tab w:val="left" w:pos="263"/>
+        </w:tabs>
+        <w:spacing w:before="14"/>
+        <w:ind w:left="6"/>
+        <w:rPr>
+          <w:sz w:val="24"/>
+        </w:rPr>
+      </w:pPr>
+    </w:p>
+    <w:p>
+      <w:pPr>
+        <w:tabs>
+          <w:tab w:val="left" w:pos="263"/>
+        </w:tabs>
+        <w:spacing w:before="14"/>
+        <w:ind w:left="6"/>
+        <w:rPr>
+          <w:b/>
+          <w:bCs/>
+          <w:sz w:val="24"/>
+        </w:rPr>
+      </w:pPr>
+      <w:r>
+        <w:rPr>
+          <w:b/>
+          <w:bCs/>
+          <w:sz w:val="24"/>
+        </w:rPr>
+        <w:t>RESPOSTA</w:t>
+      </w:r>
+      <w:r>
+        <w:rPr>
+          <w:b/>
+          <w:bCs/>
+          <w:sz w:val="24"/>
+        </w:rPr>
+        <w:t>:</w:t>
       </w:r>
     </w:p>
     <w:p>
@@ -9327,7 +9848,7 @@
           </mc:Choice>
           <mc:Fallback>
             <w:pict>
-              <v:group w14:anchorId="6C5C5BE6" id="Group 29" o:spid="_x0000_s1026" style="position:absolute;margin-left:57pt;margin-top:14.75pt;width:481.95pt;height:1.5pt;z-index:-15721984;mso-wrap-distance-left:0;mso-wrap-distance-right:0;mso-position-horizontal-relative:page" coordsize="61207,190" o:gfxdata="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">
+              <v:group w14:anchorId="18C59022" id="Group 29" o:spid="_x0000_s1026" style="position:absolute;margin-left:57pt;margin-top:14.75pt;width:481.95pt;height:1.5pt;z-index:-15721984;mso-wrap-distance-left:0;mso-wrap-distance-right:0;mso-position-horizontal-relative:page" coordsize="61207,190" o:gfxdata="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">
                 <v:shape id="Graphic 30" o:spid="_x0000_s1027" style="position:absolute;width:61207;height:95;visibility:visible;mso-wrap-style:square;v-text-anchor:top" coordsize="6120765,9525" o:gfxdata="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" path="m6120258,9524l,9524,,,6120258,r,9524xe" fillcolor="#999" stroked="f">
                   <v:path arrowok="t"/>
                 </v:shape>
@@ -9364,6 +9885,7 @@
           <w:color w:val="333333"/>
           <w:spacing w:val="-8"/>
         </w:rPr>
+        <w:lastRenderedPageBreak/>
         <w:t>Questão</w:t>
       </w:r>
       <w:r>
@@ -9515,7 +10037,7 @@
           </mc:Choice>
           <mc:Fallback>
             <w:pict>
-              <v:shape w14:anchorId="498ED09C" id="Graphic 33" o:spid="_x0000_s1026" style="position:absolute;margin-left:57pt;margin-top:6.75pt;width:481.95pt;height:.75pt;z-index:-15721472;visibility:visible;mso-wrap-style:square;mso-wrap-distance-left:0;mso-wrap-distance-top:0;mso-wrap-distance-right:0;mso-wrap-distance-bottom:0;mso-position-horizontal:absolute;mso-position-horizontal-relative:page;mso-position-vertical:absolute;mso-position-vertical-relative:text;v-text-anchor:top" coordsize="6120765,9525" o:gfxdata="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" path="m6120258,9524l,9524,,,6120258,r,9524xe" fillcolor="#ccc" stroked="f">
+              <v:shape w14:anchorId="542F5EE1" id="Graphic 33" o:spid="_x0000_s1026" style="position:absolute;margin-left:57pt;margin-top:6.75pt;width:481.95pt;height:.75pt;z-index:-15721472;visibility:visible;mso-wrap-style:square;mso-wrap-distance-left:0;mso-wrap-distance-top:0;mso-wrap-distance-right:0;mso-wrap-distance-bottom:0;mso-position-horizontal:absolute;mso-position-horizontal-relative:page;mso-position-vertical:absolute;mso-position-vertical-relative:text;v-text-anchor:top" coordsize="6120765,9525" o:gfxdata="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" path="m6120258,9524l,9524,,,6120258,r,9524xe" fillcolor="#ccc" stroked="f">
                 <v:path arrowok="t"/>
                 <w10:wrap type="topAndBottom" anchorx="page"/>
               </v:shape>
@@ -9693,6 +10215,10 @@
         <w:spacing w:before="234" w:line="321" w:lineRule="auto"/>
         <w:ind w:left="6" w:right="139"/>
         <w:jc w:val="both"/>
+        <w:rPr>
+          <w:color w:val="333333"/>
+          <w:w w:val="105"/>
+        </w:rPr>
       </w:pPr>
       <w:r>
         <w:rPr>
@@ -9716,6 +10242,44 @@
           <w:w w:val="105"/>
         </w:rPr>
         <w:t>e indique em que situação seu uso é mais apropriado. Em seguida:</w:t>
+      </w:r>
+    </w:p>
+    <w:p>
+      <w:pPr>
+        <w:pStyle w:val="Corpodetexto"/>
+        <w:spacing w:before="234" w:line="321" w:lineRule="auto"/>
+        <w:ind w:left="6" w:right="139"/>
+        <w:jc w:val="both"/>
+        <w:rPr>
+          <w:b/>
+          <w:bCs/>
+          <w:color w:val="333333"/>
+          <w:w w:val="105"/>
+        </w:rPr>
+      </w:pPr>
+      <w:r>
+        <w:rPr>
+          <w:b/>
+          <w:bCs/>
+          <w:color w:val="333333"/>
+          <w:w w:val="105"/>
+        </w:rPr>
+        <w:t>RESPOSTA:</w:t>
+      </w:r>
+    </w:p>
+    <w:p>
+      <w:pPr>
+        <w:pStyle w:val="Corpodetexto"/>
+        <w:spacing w:before="234" w:line="321" w:lineRule="auto"/>
+        <w:ind w:left="6" w:right="139"/>
+        <w:jc w:val="both"/>
+      </w:pPr>
+      <w:r>
+        <w:rPr>
+          <w:color w:val="333333"/>
+          <w:w w:val="105"/>
+        </w:rPr>
+        <w:t>A classe abstrata é uma classe que serve como modelo genérico para outras classes, mas não pode ser instanciada diretamente. É muito útil para definir compotamentos comuns entre as classes.</w:t>
       </w:r>
     </w:p>
     <w:p>
@@ -9739,7 +10303,6 @@
           <w:color w:val="333333"/>
           <w:sz w:val="24"/>
         </w:rPr>
-        <w:lastRenderedPageBreak/>
         <w:t>diferencie</w:t>
       </w:r>
       <w:r>
@@ -9820,6 +10383,74 @@
           <w:sz w:val="24"/>
         </w:rPr>
         <w:t>;</w:t>
+      </w:r>
+    </w:p>
+    <w:p>
+      <w:pPr>
+        <w:tabs>
+          <w:tab w:val="left" w:pos="275"/>
+        </w:tabs>
+        <w:spacing w:before="245"/>
+        <w:ind w:left="6"/>
+        <w:rPr>
+          <w:sz w:val="24"/>
+        </w:rPr>
+      </w:pPr>
+    </w:p>
+    <w:p>
+      <w:pPr>
+        <w:tabs>
+          <w:tab w:val="left" w:pos="275"/>
+        </w:tabs>
+        <w:spacing w:line="338" w:lineRule="auto"/>
+        <w:ind w:right="139"/>
+        <w:rPr>
+          <w:b/>
+          <w:bCs/>
+          <w:sz w:val="24"/>
+        </w:rPr>
+      </w:pPr>
+      <w:r>
+        <w:rPr>
+          <w:b/>
+          <w:bCs/>
+          <w:color w:val="333333"/>
+          <w:w w:val="105"/>
+          <w:sz w:val="24"/>
+        </w:rPr>
+        <w:t>RESPOSTA:</w:t>
+      </w:r>
+    </w:p>
+    <w:p>
+      <w:pPr>
+        <w:tabs>
+          <w:tab w:val="left" w:pos="275"/>
+        </w:tabs>
+        <w:spacing w:before="245"/>
+        <w:ind w:left="6"/>
+        <w:rPr>
+          <w:sz w:val="24"/>
+        </w:rPr>
+      </w:pPr>
+      <w:r>
+        <w:rPr>
+          <w:sz w:val="24"/>
+        </w:rPr>
+        <w:t xml:space="preserve">A </w:t>
+      </w:r>
+      <w:r>
+        <w:rPr>
+          <w:b/>
+          <w:bCs/>
+          <w:sz w:val="24"/>
+        </w:rPr>
+        <w:t>classe abstrata</w:t>
+      </w:r>
+      <w:r>
+        <w:rPr>
+          <w:sz w:val="24"/>
+        </w:rPr>
+        <w:t xml:space="preserve"> pode ter tantos atributos e métodos com implementação quando sem implementação. Interfaces apenas definem métodos que a classe deve implementar, funcionando como um contrato. A classe abstrata forma um molde a ser usado, a interface fornece uma regra a ser seguida.</w:t>
       </w:r>
     </w:p>
     <w:p>
@@ -10023,7 +10654,95 @@
           <w:w w:val="110"/>
           <w:sz w:val="24"/>
         </w:rPr>
-        <w:t>diretamente;</w:t>
+        <w:t>diretamente</w:t>
+      </w:r>
+      <w:r>
+        <w:rPr>
+          <w:color w:val="333333"/>
+          <w:spacing w:val="-2"/>
+          <w:w w:val="110"/>
+          <w:sz w:val="24"/>
+        </w:rPr>
+        <w:t>;</w:t>
+      </w:r>
+    </w:p>
+    <w:p>
+      <w:pPr>
+        <w:pStyle w:val="PargrafodaLista"/>
+        <w:tabs>
+          <w:tab w:val="left" w:pos="362"/>
+        </w:tabs>
+        <w:spacing w:line="338" w:lineRule="auto"/>
+        <w:ind w:right="139"/>
+        <w:rPr>
+          <w:sz w:val="24"/>
+        </w:rPr>
+      </w:pPr>
+    </w:p>
+    <w:p>
+      <w:pPr>
+        <w:tabs>
+          <w:tab w:val="left" w:pos="290"/>
+        </w:tabs>
+        <w:spacing w:line="338" w:lineRule="auto"/>
+        <w:ind w:right="139"/>
+        <w:rPr>
+          <w:b/>
+          <w:bCs/>
+          <w:sz w:val="24"/>
+        </w:rPr>
+      </w:pPr>
+      <w:r>
+        <w:rPr>
+          <w:b/>
+          <w:bCs/>
+          <w:color w:val="333333"/>
+          <w:w w:val="105"/>
+          <w:sz w:val="24"/>
+        </w:rPr>
+        <w:t>RESPOSTA:</w:t>
+      </w:r>
+    </w:p>
+    <w:p>
+      <w:pPr>
+        <w:pStyle w:val="PargrafodaLista"/>
+        <w:tabs>
+          <w:tab w:val="left" w:pos="362"/>
+        </w:tabs>
+        <w:spacing w:line="338" w:lineRule="auto"/>
+        <w:ind w:right="139"/>
+        <w:rPr>
+          <w:sz w:val="24"/>
+        </w:rPr>
+      </w:pPr>
+      <w:r>
+        <w:rPr>
+          <w:color w:val="333333"/>
+          <w:spacing w:val="-2"/>
+          <w:w w:val="110"/>
+          <w:sz w:val="24"/>
+        </w:rPr>
+        <w:t xml:space="preserve">A </w:t>
+      </w:r>
+      <w:r>
+        <w:rPr>
+          <w:b/>
+          <w:bCs/>
+          <w:color w:val="333333"/>
+          <w:spacing w:val="-2"/>
+          <w:w w:val="110"/>
+          <w:sz w:val="24"/>
+        </w:rPr>
+        <w:t>classe abstrata</w:t>
+      </w:r>
+      <w:r>
+        <w:rPr>
+          <w:color w:val="333333"/>
+          <w:spacing w:val="-2"/>
+          <w:w w:val="110"/>
+          <w:sz w:val="24"/>
+        </w:rPr>
+        <w:t xml:space="preserve"> normalmente não deve ser instaciada por ser incompleta, pode possuir métodos sem implementação. Esses métodos precisam ser implementados nas classes filhas antes que o objeto funcione corretamente.</w:t>
       </w:r>
     </w:p>
     <w:p>
@@ -10053,6 +10772,212 @@
     </w:p>
     <w:p>
       <w:pPr>
+        <w:pStyle w:val="PargrafodaLista"/>
+        <w:tabs>
+          <w:tab w:val="left" w:pos="290"/>
+        </w:tabs>
+        <w:spacing w:before="0" w:line="338" w:lineRule="auto"/>
+        <w:ind w:right="139"/>
+        <w:rPr>
+          <w:sz w:val="24"/>
+        </w:rPr>
+      </w:pPr>
+    </w:p>
+    <w:p>
+      <w:pPr>
+        <w:pStyle w:val="PargrafodaLista"/>
+        <w:tabs>
+          <w:tab w:val="left" w:pos="290"/>
+        </w:tabs>
+        <w:spacing w:before="0" w:line="338" w:lineRule="auto"/>
+        <w:ind w:right="139"/>
+        <w:rPr>
+          <w:b/>
+          <w:bCs/>
+          <w:sz w:val="24"/>
+        </w:rPr>
+      </w:pPr>
+      <w:r>
+        <w:rPr>
+          <w:b/>
+          <w:bCs/>
+          <w:color w:val="333333"/>
+          <w:w w:val="105"/>
+          <w:sz w:val="24"/>
+        </w:rPr>
+        <w:t>RESPOSTA:</w:t>
+      </w:r>
+    </w:p>
+    <w:p>
+      <w:pPr>
+        <w:tabs>
+          <w:tab w:val="left" w:pos="290"/>
+        </w:tabs>
+        <w:spacing w:line="338" w:lineRule="auto"/>
+        <w:ind w:right="139"/>
+        <w:rPr>
+          <w:sz w:val="24"/>
+        </w:rPr>
+      </w:pPr>
+      <w:r>
+        <w:rPr>
+          <w:sz w:val="24"/>
+        </w:rPr>
+        <w:t>Um exemplo onde a classe abstrata é mais adequada que uma interface é em um sistema de veículos.</w:t>
+      </w:r>
+    </w:p>
+    <w:p>
+      <w:pPr>
+        <w:tabs>
+          <w:tab w:val="left" w:pos="290"/>
+        </w:tabs>
+        <w:spacing w:line="338" w:lineRule="auto"/>
+        <w:ind w:right="139"/>
+        <w:rPr>
+          <w:sz w:val="24"/>
+        </w:rPr>
+      </w:pPr>
+      <w:r>
+        <w:rPr>
+          <w:sz w:val="24"/>
+        </w:rPr>
+        <w:t xml:space="preserve">Pode-se criar uma classe abstrata chamada </w:t>
+      </w:r>
+      <w:r>
+        <w:rPr>
+          <w:b/>
+          <w:bCs/>
+          <w:sz w:val="24"/>
+        </w:rPr>
+        <w:t>“Veiculo”</w:t>
+      </w:r>
+      <w:r>
+        <w:rPr>
+          <w:sz w:val="24"/>
+        </w:rPr>
+        <w:t xml:space="preserve"> e implementar atributos comuns como </w:t>
+      </w:r>
+      <w:r>
+        <w:rPr>
+          <w:b/>
+          <w:bCs/>
+          <w:sz w:val="24"/>
+        </w:rPr>
+        <w:t>marca</w:t>
+      </w:r>
+      <w:r>
+        <w:rPr>
+          <w:sz w:val="24"/>
+        </w:rPr>
+        <w:t xml:space="preserve"> e </w:t>
+      </w:r>
+      <w:r>
+        <w:rPr>
+          <w:b/>
+          <w:bCs/>
+          <w:sz w:val="24"/>
+        </w:rPr>
+        <w:t>modelo</w:t>
+      </w:r>
+      <w:r>
+        <w:rPr>
+          <w:sz w:val="24"/>
+        </w:rPr>
+        <w:t xml:space="preserve">, e métodos como </w:t>
+      </w:r>
+      <w:r>
+        <w:rPr>
+          <w:b/>
+          <w:bCs/>
+          <w:sz w:val="24"/>
+        </w:rPr>
+        <w:t>acelerar</w:t>
+      </w:r>
+      <w:r>
+        <w:rPr>
+          <w:sz w:val="24"/>
+        </w:rPr>
+        <w:t xml:space="preserve"> e </w:t>
+      </w:r>
+      <w:r>
+        <w:rPr>
+          <w:b/>
+          <w:bCs/>
+          <w:sz w:val="24"/>
+        </w:rPr>
+        <w:t>frear</w:t>
+      </w:r>
+      <w:r>
+        <w:rPr>
+          <w:b/>
+          <w:bCs/>
+          <w:sz w:val="24"/>
+        </w:rPr>
+        <w:t xml:space="preserve"> </w:t>
+      </w:r>
+      <w:r>
+        <w:rPr>
+          <w:sz w:val="24"/>
+        </w:rPr>
+        <w:t xml:space="preserve">e pode haver também o método abstrato de </w:t>
+      </w:r>
+      <w:r>
+        <w:rPr>
+          <w:b/>
+          <w:bCs/>
+          <w:sz w:val="24"/>
+        </w:rPr>
+        <w:t>tipo de combustivel</w:t>
+      </w:r>
+      <w:r>
+        <w:rPr>
+          <w:b/>
+          <w:bCs/>
+          <w:sz w:val="24"/>
+        </w:rPr>
+        <w:t xml:space="preserve"> </w:t>
+      </w:r>
+      <w:r>
+        <w:rPr>
+          <w:sz w:val="24"/>
+        </w:rPr>
+        <w:t>que cada tipo de veiculo vai implementar de um jeito diferente.</w:t>
+      </w:r>
+    </w:p>
+    <w:p>
+      <w:pPr>
+        <w:tabs>
+          <w:tab w:val="left" w:pos="290"/>
+        </w:tabs>
+        <w:spacing w:line="338" w:lineRule="auto"/>
+        <w:ind w:right="139"/>
+        <w:rPr>
+          <w:sz w:val="24"/>
+        </w:rPr>
+      </w:pPr>
+      <w:r>
+        <w:rPr>
+          <w:sz w:val="24"/>
+        </w:rPr>
+        <w:t xml:space="preserve">Nesse caso a </w:t>
+      </w:r>
+      <w:r>
+        <w:rPr>
+          <w:b/>
+          <w:bCs/>
+          <w:sz w:val="24"/>
+        </w:rPr>
+        <w:t>classe abstrata</w:t>
+      </w:r>
+      <w:r>
+        <w:rPr>
+          <w:sz w:val="24"/>
+        </w:rPr>
+        <w:t xml:space="preserve"> é mais adequada que a interface por possuir compartilhamento de métodos e atributos evitando repetição de código.</w:t>
+      </w:r>
+    </w:p>
+    <w:p>
+      <w:pPr>
         <w:pStyle w:val="Corpodetexto"/>
         <w:spacing w:before="7"/>
         <w:rPr>
@@ -10065,6 +10990,7 @@
           <w:sz w:val="12"/>
           <w:lang w:val="pt-BR" w:eastAsia="pt-BR"/>
         </w:rPr>
+        <w:lastRenderedPageBreak/>
         <mc:AlternateContent>
           <mc:Choice Requires="wpg">
             <w:drawing>
@@ -10252,7 +11178,7 @@
           </mc:Choice>
           <mc:Fallback>
             <w:pict>
-              <v:group w14:anchorId="10B43961" id="Group 34" o:spid="_x0000_s1026" style="position:absolute;margin-left:57pt;margin-top:8.45pt;width:481.95pt;height:1.5pt;z-index:-15720960;mso-wrap-distance-left:0;mso-wrap-distance-right:0;mso-position-horizontal-relative:page" coordsize="61207,190" o:gfxdata="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">
+              <v:group w14:anchorId="18E72BC8" id="Group 34" o:spid="_x0000_s1026" style="position:absolute;margin-left:57pt;margin-top:8.45pt;width:481.95pt;height:1.5pt;z-index:-15720960;mso-wrap-distance-left:0;mso-wrap-distance-right:0;mso-position-horizontal-relative:page" coordsize="61207,190" o:gfxdata="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">
                 <v:shape id="Graphic 35" o:spid="_x0000_s1027" style="position:absolute;width:61207;height:95;visibility:visible;mso-wrap-style:square;v-text-anchor:top" coordsize="6120765,9525" o:gfxdata="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" path="m6120258,9524l,9524,,,6120258,r,9524xe" fillcolor="#999" stroked="f">
                   <v:path arrowok="t"/>
                 </v:shape>
@@ -10440,7 +11366,7 @@
           </mc:Choice>
           <mc:Fallback>
             <w:pict>
-              <v:shape w14:anchorId="12B098DE" id="Graphic 38" o:spid="_x0000_s1026" style="position:absolute;margin-left:57pt;margin-top:6.75pt;width:481.95pt;height:.75pt;z-index:-15720448;visibility:visible;mso-wrap-style:square;mso-wrap-distance-left:0;mso-wrap-distance-top:0;mso-wrap-distance-right:0;mso-wrap-distance-bottom:0;mso-position-horizontal:absolute;mso-position-horizontal-relative:page;mso-position-vertical:absolute;mso-position-vertical-relative:text;v-text-anchor:top" coordsize="6120765,9525" o:gfxdata="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" path="m6120258,9524l,9524,,,6120258,r,9524xe" fillcolor="#ccc" stroked="f">
+              <v:shape w14:anchorId="13070FDE" id="Graphic 38" o:spid="_x0000_s1026" style="position:absolute;margin-left:57pt;margin-top:6.75pt;width:481.95pt;height:.75pt;z-index:-15720448;visibility:visible;mso-wrap-style:square;mso-wrap-distance-left:0;mso-wrap-distance-top:0;mso-wrap-distance-right:0;mso-wrap-distance-bottom:0;mso-position-horizontal:absolute;mso-position-horizontal-relative:page;mso-position-vertical:absolute;mso-position-vertical-relative:text;v-text-anchor:top" coordsize="6120765,9525" o:gfxdata="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" path="m6120258,9524l,9524,,,6120258,r,9524xe" fillcolor="#ccc" stroked="f">
                 <v:path arrowok="t"/>
                 <w10:wrap type="topAndBottom" anchorx="page"/>
               </v:shape>
@@ -11070,7 +11996,319 @@
     </w:p>
     <w:p>
       <w:pPr>
-        <w:spacing w:line="321" w:lineRule="auto"/>
+        <w:spacing w:before="300" w:line="321" w:lineRule="auto"/>
+        <w:ind w:left="6" w:right="139"/>
+        <w:jc w:val="both"/>
+        <w:rPr>
+          <w:sz w:val="24"/>
+        </w:rPr>
+      </w:pPr>
+    </w:p>
+    <w:p>
+      <w:pPr>
+        <w:spacing w:before="300" w:line="321" w:lineRule="auto"/>
+        <w:ind w:right="139"/>
+        <w:jc w:val="both"/>
+        <w:rPr>
+          <w:sz w:val="24"/>
+        </w:rPr>
+      </w:pPr>
+      <w:r>
+        <w:rPr>
+          <w:noProof/>
+        </w:rPr>
+        <w:drawing>
+          <wp:inline distT="0" distB="0" distL="0" distR="0" wp14:anchorId="2F84D348" wp14:editId="15AA32F2">
+            <wp:extent cx="3847619" cy="1057143"/>
+            <wp:effectExtent l="0" t="0" r="635" b="0"/>
+            <wp:docPr id="51" name="Imagem 51"/>
+            <wp:cNvGraphicFramePr>
+              <a:graphicFrameLocks xmlns:a="http://schemas.openxmlformats.org/drawingml/2006/main" noChangeAspect="1"/>
+            </wp:cNvGraphicFramePr>
+            <a:graphic xmlns:a="http://schemas.openxmlformats.org/drawingml/2006/main">
+              <a:graphicData uri="http://schemas.openxmlformats.org/drawingml/2006/picture">
+                <pic:pic xmlns:pic="http://schemas.openxmlformats.org/drawingml/2006/picture">
+                  <pic:nvPicPr>
+                    <pic:cNvPr id="1" name=""/>
+                    <pic:cNvPicPr/>
+                  </pic:nvPicPr>
+                  <pic:blipFill>
+                    <a:blip r:embed="rId11"/>
+                    <a:stretch>
+                      <a:fillRect/>
+                    </a:stretch>
+                  </pic:blipFill>
+                  <pic:spPr>
+                    <a:xfrm>
+                      <a:off x="0" y="0"/>
+                      <a:ext cx="3847619" cy="1057143"/>
+                    </a:xfrm>
+                    <a:prstGeom prst="rect">
+                      <a:avLst/>
+                    </a:prstGeom>
+                  </pic:spPr>
+                </pic:pic>
+              </a:graphicData>
+            </a:graphic>
+          </wp:inline>
+        </w:drawing>
+      </w:r>
+    </w:p>
+    <w:p>
+      <w:pPr>
+        <w:spacing w:before="300" w:line="321" w:lineRule="auto"/>
+        <w:ind w:right="139"/>
+        <w:jc w:val="both"/>
+        <w:rPr>
+          <w:sz w:val="24"/>
+        </w:rPr>
+      </w:pPr>
+    </w:p>
+    <w:p>
+      <w:pPr>
+        <w:spacing w:before="300" w:line="321" w:lineRule="auto"/>
+        <w:ind w:right="139"/>
+        <w:jc w:val="both"/>
+        <w:rPr>
+          <w:sz w:val="24"/>
+        </w:rPr>
+      </w:pPr>
+      <w:r>
+        <w:rPr>
+          <w:noProof/>
+        </w:rPr>
+        <w:drawing>
+          <wp:inline distT="0" distB="0" distL="0" distR="0" wp14:anchorId="12166444" wp14:editId="00114299">
+            <wp:extent cx="5866667" cy="1904762"/>
+            <wp:effectExtent l="0" t="0" r="1270" b="635"/>
+            <wp:docPr id="52" name="Imagem 52"/>
+            <wp:cNvGraphicFramePr>
+              <a:graphicFrameLocks xmlns:a="http://schemas.openxmlformats.org/drawingml/2006/main" noChangeAspect="1"/>
+            </wp:cNvGraphicFramePr>
+            <a:graphic xmlns:a="http://schemas.openxmlformats.org/drawingml/2006/main">
+              <a:graphicData uri="http://schemas.openxmlformats.org/drawingml/2006/picture">
+                <pic:pic xmlns:pic="http://schemas.openxmlformats.org/drawingml/2006/picture">
+                  <pic:nvPicPr>
+                    <pic:cNvPr id="1" name=""/>
+                    <pic:cNvPicPr/>
+                  </pic:nvPicPr>
+                  <pic:blipFill>
+                    <a:blip r:embed="rId12"/>
+                    <a:stretch>
+                      <a:fillRect/>
+                    </a:stretch>
+                  </pic:blipFill>
+                  <pic:spPr>
+                    <a:xfrm>
+                      <a:off x="0" y="0"/>
+                      <a:ext cx="5866667" cy="1904762"/>
+                    </a:xfrm>
+                    <a:prstGeom prst="rect">
+                      <a:avLst/>
+                    </a:prstGeom>
+                  </pic:spPr>
+                </pic:pic>
+              </a:graphicData>
+            </a:graphic>
+          </wp:inline>
+        </w:drawing>
+      </w:r>
+    </w:p>
+    <w:p>
+      <w:pPr>
+        <w:spacing w:before="300" w:line="321" w:lineRule="auto"/>
+        <w:ind w:right="139"/>
+        <w:jc w:val="both"/>
+        <w:rPr>
+          <w:sz w:val="24"/>
+        </w:rPr>
+      </w:pPr>
+    </w:p>
+    <w:p>
+      <w:pPr>
+        <w:spacing w:before="300" w:line="321" w:lineRule="auto"/>
+        <w:ind w:right="139"/>
+        <w:jc w:val="both"/>
+        <w:rPr>
+          <w:sz w:val="24"/>
+        </w:rPr>
+      </w:pPr>
+      <w:r>
+        <w:rPr>
+          <w:noProof/>
+        </w:rPr>
+        <w:lastRenderedPageBreak/>
+        <w:drawing>
+          <wp:inline distT="0" distB="0" distL="0" distR="0" wp14:anchorId="4D4C1D7A" wp14:editId="1F8E533E">
+            <wp:extent cx="6219825" cy="2823210"/>
+            <wp:effectExtent l="0" t="0" r="9525" b="0"/>
+            <wp:docPr id="53" name="Imagem 53"/>
+            <wp:cNvGraphicFramePr>
+              <a:graphicFrameLocks xmlns:a="http://schemas.openxmlformats.org/drawingml/2006/main" noChangeAspect="1"/>
+            </wp:cNvGraphicFramePr>
+            <a:graphic xmlns:a="http://schemas.openxmlformats.org/drawingml/2006/main">
+              <a:graphicData uri="http://schemas.openxmlformats.org/drawingml/2006/picture">
+                <pic:pic xmlns:pic="http://schemas.openxmlformats.org/drawingml/2006/picture">
+                  <pic:nvPicPr>
+                    <pic:cNvPr id="1" name=""/>
+                    <pic:cNvPicPr/>
+                  </pic:nvPicPr>
+                  <pic:blipFill>
+                    <a:blip r:embed="rId13"/>
+                    <a:stretch>
+                      <a:fillRect/>
+                    </a:stretch>
+                  </pic:blipFill>
+                  <pic:spPr>
+                    <a:xfrm>
+                      <a:off x="0" y="0"/>
+                      <a:ext cx="6219825" cy="2823210"/>
+                    </a:xfrm>
+                    <a:prstGeom prst="rect">
+                      <a:avLst/>
+                    </a:prstGeom>
+                  </pic:spPr>
+                </pic:pic>
+              </a:graphicData>
+            </a:graphic>
+          </wp:inline>
+        </w:drawing>
+      </w:r>
+    </w:p>
+    <w:p>
+      <w:pPr>
+        <w:spacing w:before="300" w:line="321" w:lineRule="auto"/>
+        <w:ind w:right="139"/>
+        <w:jc w:val="both"/>
+        <w:rPr>
+          <w:sz w:val="24"/>
+        </w:rPr>
+      </w:pPr>
+    </w:p>
+    <w:p>
+      <w:pPr>
+        <w:spacing w:before="300" w:line="321" w:lineRule="auto"/>
+        <w:ind w:right="139"/>
+        <w:jc w:val="both"/>
+        <w:rPr>
+          <w:sz w:val="24"/>
+        </w:rPr>
+      </w:pPr>
+      <w:r>
+        <w:rPr>
+          <w:noProof/>
+        </w:rPr>
+        <w:drawing>
+          <wp:inline distT="0" distB="0" distL="0" distR="0" wp14:anchorId="11457A57" wp14:editId="317309EA">
+            <wp:extent cx="6095238" cy="2304762"/>
+            <wp:effectExtent l="0" t="0" r="1270" b="635"/>
+            <wp:docPr id="54" name="Imagem 54"/>
+            <wp:cNvGraphicFramePr>
+              <a:graphicFrameLocks xmlns:a="http://schemas.openxmlformats.org/drawingml/2006/main" noChangeAspect="1"/>
+            </wp:cNvGraphicFramePr>
+            <a:graphic xmlns:a="http://schemas.openxmlformats.org/drawingml/2006/main">
+              <a:graphicData uri="http://schemas.openxmlformats.org/drawingml/2006/picture">
+                <pic:pic xmlns:pic="http://schemas.openxmlformats.org/drawingml/2006/picture">
+                  <pic:nvPicPr>
+                    <pic:cNvPr id="1" name=""/>
+                    <pic:cNvPicPr/>
+                  </pic:nvPicPr>
+                  <pic:blipFill>
+                    <a:blip r:embed="rId14"/>
+                    <a:stretch>
+                      <a:fillRect/>
+                    </a:stretch>
+                  </pic:blipFill>
+                  <pic:spPr>
+                    <a:xfrm>
+                      <a:off x="0" y="0"/>
+                      <a:ext cx="6095238" cy="2304762"/>
+                    </a:xfrm>
+                    <a:prstGeom prst="rect">
+                      <a:avLst/>
+                    </a:prstGeom>
+                  </pic:spPr>
+                </pic:pic>
+              </a:graphicData>
+            </a:graphic>
+          </wp:inline>
+        </w:drawing>
+      </w:r>
+    </w:p>
+    <w:p>
+      <w:pPr>
+        <w:spacing w:before="300" w:line="321" w:lineRule="auto"/>
+        <w:ind w:right="139"/>
+        <w:jc w:val="both"/>
+        <w:rPr>
+          <w:sz w:val="24"/>
+        </w:rPr>
+      </w:pPr>
+    </w:p>
+    <w:p>
+      <w:pPr>
+        <w:spacing w:before="300" w:line="321" w:lineRule="auto"/>
+        <w:ind w:right="139"/>
+        <w:jc w:val="both"/>
+        <w:rPr>
+          <w:sz w:val="24"/>
+        </w:rPr>
+      </w:pPr>
+      <w:r>
+        <w:rPr>
+          <w:noProof/>
+        </w:rPr>
+        <w:drawing>
+          <wp:inline distT="0" distB="0" distL="0" distR="0" wp14:anchorId="4D1AF45C" wp14:editId="2FB04CB5">
+            <wp:extent cx="6219825" cy="2526665"/>
+            <wp:effectExtent l="0" t="0" r="9525" b="6985"/>
+            <wp:docPr id="55" name="Imagem 55"/>
+            <wp:cNvGraphicFramePr>
+              <a:graphicFrameLocks xmlns:a="http://schemas.openxmlformats.org/drawingml/2006/main" noChangeAspect="1"/>
+            </wp:cNvGraphicFramePr>
+            <a:graphic xmlns:a="http://schemas.openxmlformats.org/drawingml/2006/main">
+              <a:graphicData uri="http://schemas.openxmlformats.org/drawingml/2006/picture">
+                <pic:pic xmlns:pic="http://schemas.openxmlformats.org/drawingml/2006/picture">
+                  <pic:nvPicPr>
+                    <pic:cNvPr id="1" name=""/>
+                    <pic:cNvPicPr/>
+                  </pic:nvPicPr>
+                  <pic:blipFill>
+                    <a:blip r:embed="rId15"/>
+                    <a:stretch>
+                      <a:fillRect/>
+                    </a:stretch>
+                  </pic:blipFill>
+                  <pic:spPr>
+                    <a:xfrm>
+                      <a:off x="0" y="0"/>
+                      <a:ext cx="6219825" cy="2526665"/>
+                    </a:xfrm>
+                    <a:prstGeom prst="rect">
+                      <a:avLst/>
+                    </a:prstGeom>
+                  </pic:spPr>
+                </pic:pic>
+              </a:graphicData>
+            </a:graphic>
+          </wp:inline>
+        </w:drawing>
+      </w:r>
+    </w:p>
+    <w:p>
+      <w:pPr>
+        <w:spacing w:before="300" w:line="321" w:lineRule="auto"/>
+        <w:ind w:right="139"/>
+        <w:jc w:val="both"/>
+        <w:rPr>
+          <w:sz w:val="24"/>
+        </w:rPr>
+      </w:pPr>
+    </w:p>
+    <w:p>
+      <w:pPr>
+        <w:spacing w:before="300" w:line="321" w:lineRule="auto"/>
+        <w:ind w:right="139"/>
         <w:jc w:val="both"/>
         <w:rPr>
           <w:sz w:val="24"/>
@@ -11081,6 +12319,47 @@
           <w:cols w:space="720"/>
         </w:sectPr>
       </w:pPr>
+      <w:r>
+        <w:rPr>
+          <w:noProof/>
+        </w:rPr>
+        <w:lastRenderedPageBreak/>
+        <w:drawing>
+          <wp:inline distT="0" distB="0" distL="0" distR="0" wp14:anchorId="7229DF9E" wp14:editId="4B749A1F">
+            <wp:extent cx="4733333" cy="2647619"/>
+            <wp:effectExtent l="0" t="0" r="0" b="635"/>
+            <wp:docPr id="56" name="Imagem 56"/>
+            <wp:cNvGraphicFramePr>
+              <a:graphicFrameLocks xmlns:a="http://schemas.openxmlformats.org/drawingml/2006/main" noChangeAspect="1"/>
+            </wp:cNvGraphicFramePr>
+            <a:graphic xmlns:a="http://schemas.openxmlformats.org/drawingml/2006/main">
+              <a:graphicData uri="http://schemas.openxmlformats.org/drawingml/2006/picture">
+                <pic:pic xmlns:pic="http://schemas.openxmlformats.org/drawingml/2006/picture">
+                  <pic:nvPicPr>
+                    <pic:cNvPr id="1" name=""/>
+                    <pic:cNvPicPr/>
+                  </pic:nvPicPr>
+                  <pic:blipFill>
+                    <a:blip r:embed="rId16"/>
+                    <a:stretch>
+                      <a:fillRect/>
+                    </a:stretch>
+                  </pic:blipFill>
+                  <pic:spPr>
+                    <a:xfrm>
+                      <a:off x="0" y="0"/>
+                      <a:ext cx="4733333" cy="2647619"/>
+                    </a:xfrm>
+                    <a:prstGeom prst="rect">
+                      <a:avLst/>
+                    </a:prstGeom>
+                  </pic:spPr>
+                </pic:pic>
+              </a:graphicData>
+            </a:graphic>
+          </wp:inline>
+        </w:drawing>
+      </w:r>
     </w:p>
     <w:p>
       <w:pPr>
@@ -11382,6 +12661,88 @@
     <w:p>
       <w:pPr>
         <w:pStyle w:val="PargrafodaLista"/>
+        <w:tabs>
+          <w:tab w:val="left" w:pos="330"/>
+        </w:tabs>
+        <w:spacing w:before="0" w:line="338" w:lineRule="auto"/>
+        <w:ind w:right="139"/>
+        <w:rPr>
+          <w:sz w:val="24"/>
+        </w:rPr>
+      </w:pPr>
+    </w:p>
+    <w:p>
+      <w:pPr>
+        <w:pStyle w:val="PargrafodaLista"/>
+        <w:tabs>
+          <w:tab w:val="left" w:pos="330"/>
+        </w:tabs>
+        <w:spacing w:before="0" w:line="338" w:lineRule="auto"/>
+        <w:ind w:right="139"/>
+        <w:rPr>
+          <w:b/>
+          <w:bCs/>
+          <w:color w:val="333333"/>
+          <w:spacing w:val="-2"/>
+          <w:w w:val="110"/>
+          <w:sz w:val="24"/>
+        </w:rPr>
+      </w:pPr>
+      <w:r>
+        <w:rPr>
+          <w:b/>
+          <w:bCs/>
+          <w:color w:val="333333"/>
+          <w:spacing w:val="-2"/>
+          <w:w w:val="110"/>
+          <w:sz w:val="24"/>
+        </w:rPr>
+        <w:t>RESPOSTA:</w:t>
+      </w:r>
+    </w:p>
+    <w:p>
+      <w:pPr>
+        <w:pStyle w:val="PargrafodaLista"/>
+        <w:tabs>
+          <w:tab w:val="left" w:pos="330"/>
+        </w:tabs>
+        <w:spacing w:before="0" w:line="338" w:lineRule="auto"/>
+        <w:ind w:right="139"/>
+        <w:rPr>
+          <w:color w:val="333333"/>
+          <w:spacing w:val="-2"/>
+          <w:w w:val="110"/>
+          <w:sz w:val="24"/>
+        </w:rPr>
+      </w:pPr>
+      <w:r>
+        <w:rPr>
+          <w:color w:val="333333"/>
+          <w:spacing w:val="-2"/>
+          <w:w w:val="110"/>
+          <w:sz w:val="24"/>
+        </w:rPr>
+        <w:t>A aplicação tem como objetivo simular um sistema de pagamentos de uma loja virtual, permitindo diferentes tipos de meios de pagamento, como cartão, pix e boleto. O problema consiste em organizar esses métodos de pagamentos de forma organizada, reutilizável e de fácil manutenção aplicando os princípios de POO.</w:t>
+      </w:r>
+    </w:p>
+    <w:p>
+      <w:pPr>
+        <w:pStyle w:val="PargrafodaLista"/>
+        <w:tabs>
+          <w:tab w:val="left" w:pos="330"/>
+        </w:tabs>
+        <w:spacing w:before="0" w:line="338" w:lineRule="auto"/>
+        <w:ind w:right="139"/>
+        <w:rPr>
+          <w:b/>
+          <w:bCs/>
+          <w:sz w:val="24"/>
+        </w:rPr>
+      </w:pPr>
+    </w:p>
+    <w:p>
+      <w:pPr>
+        <w:pStyle w:val="PargrafodaLista"/>
         <w:numPr>
           <w:ilvl w:val="0"/>
           <w:numId w:val="1"/>
@@ -11586,6 +12947,172 @@
     </w:p>
     <w:p>
       <w:pPr>
+        <w:tabs>
+          <w:tab w:val="left" w:pos="289"/>
+        </w:tabs>
+        <w:spacing w:line="263" w:lineRule="exact"/>
+        <w:rPr>
+          <w:sz w:val="24"/>
+        </w:rPr>
+      </w:pPr>
+    </w:p>
+    <w:p>
+      <w:pPr>
+        <w:tabs>
+          <w:tab w:val="left" w:pos="289"/>
+        </w:tabs>
+        <w:spacing w:line="263" w:lineRule="exact"/>
+        <w:rPr>
+          <w:b/>
+          <w:bCs/>
+          <w:sz w:val="24"/>
+        </w:rPr>
+      </w:pPr>
+      <w:r>
+        <w:rPr>
+          <w:b/>
+          <w:bCs/>
+          <w:sz w:val="24"/>
+        </w:rPr>
+        <w:t>RESPOSTA:</w:t>
+      </w:r>
+    </w:p>
+    <w:p>
+      <w:pPr>
+        <w:tabs>
+          <w:tab w:val="left" w:pos="289"/>
+        </w:tabs>
+        <w:spacing w:line="263" w:lineRule="exact"/>
+        <w:rPr>
+          <w:sz w:val="24"/>
+        </w:rPr>
+      </w:pPr>
+      <w:r>
+        <w:rPr>
+          <w:sz w:val="24"/>
+        </w:rPr>
+        <w:t xml:space="preserve">Classe </w:t>
+      </w:r>
+      <w:r>
+        <w:rPr>
+          <w:b/>
+          <w:bCs/>
+          <w:sz w:val="24"/>
+        </w:rPr>
+        <w:t>Pagamento</w:t>
+      </w:r>
+      <w:r>
+        <w:rPr>
+          <w:sz w:val="24"/>
+        </w:rPr>
+        <w:t xml:space="preserve"> (nossa classe abstrata)</w:t>
+      </w:r>
+    </w:p>
+    <w:p>
+      <w:pPr>
+        <w:tabs>
+          <w:tab w:val="left" w:pos="289"/>
+        </w:tabs>
+        <w:spacing w:line="263" w:lineRule="exact"/>
+        <w:rPr>
+          <w:sz w:val="24"/>
+        </w:rPr>
+      </w:pPr>
+      <w:r>
+        <w:rPr>
+          <w:sz w:val="24"/>
+        </w:rPr>
+        <w:t xml:space="preserve">Classe </w:t>
+      </w:r>
+      <w:r>
+        <w:rPr>
+          <w:b/>
+          <w:bCs/>
+          <w:sz w:val="24"/>
+        </w:rPr>
+        <w:t>Pix</w:t>
+      </w:r>
+    </w:p>
+    <w:p>
+      <w:pPr>
+        <w:tabs>
+          <w:tab w:val="left" w:pos="289"/>
+        </w:tabs>
+        <w:spacing w:line="263" w:lineRule="exact"/>
+        <w:rPr>
+          <w:sz w:val="24"/>
+        </w:rPr>
+      </w:pPr>
+      <w:r>
+        <w:rPr>
+          <w:sz w:val="24"/>
+        </w:rPr>
+        <w:t xml:space="preserve">Classe </w:t>
+      </w:r>
+      <w:r>
+        <w:rPr>
+          <w:b/>
+          <w:bCs/>
+          <w:sz w:val="24"/>
+        </w:rPr>
+        <w:t>Cartao</w:t>
+      </w:r>
+      <w:r>
+        <w:rPr>
+          <w:sz w:val="24"/>
+        </w:rPr>
+        <w:br/>
+        <w:t xml:space="preserve">Classe </w:t>
+      </w:r>
+      <w:r>
+        <w:rPr>
+          <w:b/>
+          <w:bCs/>
+          <w:sz w:val="24"/>
+        </w:rPr>
+        <w:t>Boleto</w:t>
+      </w:r>
+    </w:p>
+    <w:p>
+      <w:pPr>
+        <w:tabs>
+          <w:tab w:val="left" w:pos="289"/>
+        </w:tabs>
+        <w:spacing w:line="263" w:lineRule="exact"/>
+        <w:rPr>
+          <w:b/>
+          <w:bCs/>
+          <w:sz w:val="24"/>
+        </w:rPr>
+      </w:pPr>
+      <w:r>
+        <w:rPr>
+          <w:sz w:val="24"/>
+        </w:rPr>
+        <w:t xml:space="preserve">Classe </w:t>
+      </w:r>
+      <w:r>
+        <w:rPr>
+          <w:b/>
+          <w:bCs/>
+          <w:sz w:val="24"/>
+        </w:rPr>
+        <w:t>Main</w:t>
+      </w:r>
+    </w:p>
+    <w:p>
+      <w:pPr>
+        <w:tabs>
+          <w:tab w:val="left" w:pos="289"/>
+        </w:tabs>
+        <w:spacing w:line="263" w:lineRule="exact"/>
+        <w:rPr>
+          <w:sz w:val="24"/>
+        </w:rPr>
+      </w:pPr>
+    </w:p>
+    <w:p>
+      <w:pPr>
         <w:pStyle w:val="PargrafodaLista"/>
         <w:numPr>
           <w:ilvl w:val="0"/>
@@ -11764,6 +13291,58 @@
           <w:sz w:val="24"/>
         </w:rPr>
         <w:t>escolha;</w:t>
+      </w:r>
+    </w:p>
+    <w:p>
+      <w:pPr>
+        <w:tabs>
+          <w:tab w:val="left" w:pos="263"/>
+        </w:tabs>
+        <w:rPr>
+          <w:sz w:val="24"/>
+        </w:rPr>
+      </w:pPr>
+    </w:p>
+    <w:p>
+      <w:pPr>
+        <w:tabs>
+          <w:tab w:val="left" w:pos="263"/>
+        </w:tabs>
+        <w:rPr>
+          <w:b/>
+          <w:bCs/>
+          <w:sz w:val="24"/>
+        </w:rPr>
+      </w:pPr>
+      <w:r>
+        <w:rPr>
+          <w:b/>
+          <w:bCs/>
+          <w:sz w:val="24"/>
+        </w:rPr>
+        <w:t>RESPOSTA:</w:t>
+      </w:r>
+    </w:p>
+    <w:p>
+      <w:pPr>
+        <w:tabs>
+          <w:tab w:val="left" w:pos="263"/>
+        </w:tabs>
+        <w:rPr>
+          <w:sz w:val="24"/>
+        </w:rPr>
+      </w:pPr>
+      <w:r>
+        <w:rPr>
+          <w:sz w:val="24"/>
+        </w:rPr>
+        <w:t>A classe pagamento foi escolhida como classe abstrata por ter um conceito genérico que pode ser encaixado as demais c</w:t>
+      </w:r>
+      <w:r>
+        <w:rPr>
+          <w:sz w:val="24"/>
+        </w:rPr>
+        <w:t>lasses.</w:t>
       </w:r>
     </w:p>
     <w:p>
@@ -11932,6 +13511,88 @@
     </w:p>
     <w:p>
       <w:pPr>
+        <w:tabs>
+          <w:tab w:val="left" w:pos="289"/>
+        </w:tabs>
+        <w:spacing w:before="84"/>
+        <w:ind w:left="6"/>
+        <w:rPr>
+          <w:sz w:val="24"/>
+        </w:rPr>
+      </w:pPr>
+    </w:p>
+    <w:p>
+      <w:pPr>
+        <w:tabs>
+          <w:tab w:val="left" w:pos="289"/>
+        </w:tabs>
+        <w:spacing w:before="84"/>
+        <w:ind w:left="6"/>
+        <w:rPr>
+          <w:b/>
+          <w:bCs/>
+          <w:sz w:val="24"/>
+        </w:rPr>
+      </w:pPr>
+      <w:r>
+        <w:rPr>
+          <w:b/>
+          <w:bCs/>
+          <w:sz w:val="24"/>
+        </w:rPr>
+        <w:t>RESPOSTA:</w:t>
+      </w:r>
+    </w:p>
+    <w:p>
+      <w:pPr>
+        <w:tabs>
+          <w:tab w:val="left" w:pos="289"/>
+        </w:tabs>
+        <w:spacing w:before="84"/>
+        <w:ind w:left="6"/>
+        <w:rPr>
+          <w:b/>
+          <w:bCs/>
+          <w:sz w:val="24"/>
+        </w:rPr>
+      </w:pPr>
+      <w:r>
+        <w:rPr>
+          <w:sz w:val="24"/>
+        </w:rPr>
+        <w:t xml:space="preserve">A interface “Processavel” representa um contrato que obriga qualquer classe que a implemente, utilize o método </w:t>
+      </w:r>
+      <w:r>
+        <w:rPr>
+          <w:b/>
+          <w:bCs/>
+          <w:sz w:val="24"/>
+        </w:rPr>
+        <w:t>processarPagamento</w:t>
+      </w:r>
+      <w:r>
+        <w:rPr>
+          <w:b/>
+          <w:bCs/>
+          <w:sz w:val="24"/>
+        </w:rPr>
+        <w:t>.</w:t>
+      </w:r>
+    </w:p>
+    <w:p>
+      <w:pPr>
+        <w:tabs>
+          <w:tab w:val="left" w:pos="289"/>
+        </w:tabs>
+        <w:spacing w:before="84"/>
+        <w:ind w:left="6"/>
+        <w:rPr>
+          <w:sz w:val="24"/>
+        </w:rPr>
+      </w:pPr>
+    </w:p>
+    <w:p>
+      <w:pPr>
         <w:pStyle w:val="PargrafodaLista"/>
         <w:numPr>
           <w:ilvl w:val="0"/>
@@ -12095,6 +13756,62 @@
     </w:p>
     <w:p>
       <w:pPr>
+        <w:tabs>
+          <w:tab w:val="left" w:pos="273"/>
+        </w:tabs>
+        <w:rPr>
+          <w:sz w:val="24"/>
+        </w:rPr>
+      </w:pPr>
+    </w:p>
+    <w:p>
+      <w:pPr>
+        <w:tabs>
+          <w:tab w:val="left" w:pos="273"/>
+        </w:tabs>
+        <w:rPr>
+          <w:b/>
+          <w:bCs/>
+          <w:sz w:val="24"/>
+        </w:rPr>
+      </w:pPr>
+      <w:r>
+        <w:rPr>
+          <w:b/>
+          <w:bCs/>
+          <w:sz w:val="24"/>
+        </w:rPr>
+        <w:t>RESPOSTA:</w:t>
+      </w:r>
+    </w:p>
+    <w:p>
+      <w:pPr>
+        <w:tabs>
+          <w:tab w:val="left" w:pos="273"/>
+        </w:tabs>
+        <w:rPr>
+          <w:sz w:val="24"/>
+        </w:rPr>
+      </w:pPr>
+      <w:r>
+        <w:rPr>
+          <w:sz w:val="24"/>
+        </w:rPr>
+        <w:t>As classes Cartao, Pix e Boleto herdam da classe Pagamento como visto no código.</w:t>
+      </w:r>
+    </w:p>
+    <w:p>
+      <w:pPr>
+        <w:tabs>
+          <w:tab w:val="left" w:pos="273"/>
+        </w:tabs>
+        <w:rPr>
+          <w:sz w:val="24"/>
+        </w:rPr>
+      </w:pPr>
+    </w:p>
+    <w:p>
+      <w:pPr>
         <w:pStyle w:val="PargrafodaLista"/>
         <w:numPr>
           <w:ilvl w:val="0"/>
@@ -12254,6 +13971,119 @@
           <w:sz w:val="24"/>
         </w:rPr>
         <w:t>aplicação;</w:t>
+      </w:r>
+    </w:p>
+    <w:p>
+      <w:pPr>
+        <w:tabs>
+          <w:tab w:val="left" w:pos="231"/>
+        </w:tabs>
+        <w:rPr>
+          <w:sz w:val="24"/>
+        </w:rPr>
+      </w:pPr>
+    </w:p>
+    <w:p>
+      <w:pPr>
+        <w:tabs>
+          <w:tab w:val="left" w:pos="231"/>
+        </w:tabs>
+        <w:rPr>
+          <w:b/>
+          <w:bCs/>
+          <w:sz w:val="24"/>
+        </w:rPr>
+      </w:pPr>
+      <w:r>
+        <w:rPr>
+          <w:b/>
+          <w:bCs/>
+          <w:sz w:val="24"/>
+        </w:rPr>
+        <w:t>RESPOSTA:</w:t>
+      </w:r>
+    </w:p>
+    <w:p>
+      <w:pPr>
+        <w:tabs>
+          <w:tab w:val="left" w:pos="231"/>
+        </w:tabs>
+        <w:rPr>
+          <w:sz w:val="24"/>
+        </w:rPr>
+      </w:pPr>
+      <w:r>
+        <w:rPr>
+          <w:sz w:val="24"/>
+        </w:rPr>
+        <w:t>O polimorfismo ocorre quando usamos a classe abstrata como referência.</w:t>
+      </w:r>
+    </w:p>
+    <w:p>
+      <w:pPr>
+        <w:tabs>
+          <w:tab w:val="left" w:pos="231"/>
+        </w:tabs>
+        <w:rPr>
+          <w:sz w:val="24"/>
+        </w:rPr>
+      </w:pPr>
+      <w:r>
+        <w:rPr>
+          <w:noProof/>
+        </w:rPr>
+        <w:lastRenderedPageBreak/>
+        <w:drawing>
+          <wp:inline distT="0" distB="0" distL="0" distR="0" wp14:anchorId="605EBDAB" wp14:editId="2D9F3A0A">
+            <wp:extent cx="3638095" cy="1476190"/>
+            <wp:effectExtent l="0" t="0" r="635" b="0"/>
+            <wp:docPr id="57" name="Imagem 57"/>
+            <wp:cNvGraphicFramePr>
+              <a:graphicFrameLocks xmlns:a="http://schemas.openxmlformats.org/drawingml/2006/main" noChangeAspect="1"/>
+            </wp:cNvGraphicFramePr>
+            <a:graphic xmlns:a="http://schemas.openxmlformats.org/drawingml/2006/main">
+              <a:graphicData uri="http://schemas.openxmlformats.org/drawingml/2006/picture">
+                <pic:pic xmlns:pic="http://schemas.openxmlformats.org/drawingml/2006/picture">
+                  <pic:nvPicPr>
+                    <pic:cNvPr id="1" name=""/>
+                    <pic:cNvPicPr/>
+                  </pic:nvPicPr>
+                  <pic:blipFill>
+                    <a:blip r:embed="rId17"/>
+                    <a:stretch>
+                      <a:fillRect/>
+                    </a:stretch>
+                  </pic:blipFill>
+                  <pic:spPr>
+                    <a:xfrm>
+                      <a:off x="0" y="0"/>
+                      <a:ext cx="3638095" cy="1476190"/>
+                    </a:xfrm>
+                    <a:prstGeom prst="rect">
+                      <a:avLst/>
+                    </a:prstGeom>
+                  </pic:spPr>
+                </pic:pic>
+              </a:graphicData>
+            </a:graphic>
+          </wp:inline>
+        </w:drawing>
+      </w:r>
+    </w:p>
+    <w:p>
+      <w:pPr>
+        <w:tabs>
+          <w:tab w:val="left" w:pos="231"/>
+        </w:tabs>
+        <w:rPr>
+          <w:sz w:val="24"/>
+        </w:rPr>
+      </w:pPr>
+      <w:r>
+        <w:rPr>
+          <w:sz w:val="24"/>
+        </w:rPr>
+        <w:t>Mesmo sendo do tipo Pagamento o método executado será da classe Pix, Cartao e Boleto.</w:t>
       </w:r>
     </w:p>
     <w:p>
@@ -12284,6 +14114,132 @@
     <w:p>
       <w:pPr>
         <w:pStyle w:val="PargrafodaLista"/>
+        <w:tabs>
+          <w:tab w:val="left" w:pos="302"/>
+        </w:tabs>
+        <w:spacing w:line="338" w:lineRule="auto"/>
+        <w:ind w:right="139"/>
+        <w:rPr>
+          <w:b/>
+          <w:bCs/>
+          <w:color w:val="333333"/>
+          <w:w w:val="105"/>
+          <w:sz w:val="24"/>
+        </w:rPr>
+      </w:pPr>
+      <w:r>
+        <w:rPr>
+          <w:b/>
+          <w:bCs/>
+          <w:color w:val="333333"/>
+          <w:w w:val="105"/>
+          <w:sz w:val="24"/>
+        </w:rPr>
+        <w:t>RESPOSTA:</w:t>
+      </w:r>
+    </w:p>
+    <w:p>
+      <w:pPr>
+        <w:pStyle w:val="PargrafodaLista"/>
+        <w:tabs>
+          <w:tab w:val="left" w:pos="302"/>
+        </w:tabs>
+        <w:spacing w:line="338" w:lineRule="auto"/>
+        <w:ind w:right="139"/>
+        <w:rPr>
+          <w:sz w:val="24"/>
+        </w:rPr>
+      </w:pPr>
+      <w:r>
+        <w:rPr>
+          <w:noProof/>
+        </w:rPr>
+        <w:drawing>
+          <wp:inline distT="0" distB="0" distL="0" distR="0" wp14:anchorId="15EC556E" wp14:editId="2696117D">
+            <wp:extent cx="5952381" cy="2333333"/>
+            <wp:effectExtent l="0" t="0" r="0" b="0"/>
+            <wp:docPr id="58" name="Imagem 58"/>
+            <wp:cNvGraphicFramePr>
+              <a:graphicFrameLocks xmlns:a="http://schemas.openxmlformats.org/drawingml/2006/main" noChangeAspect="1"/>
+            </wp:cNvGraphicFramePr>
+            <a:graphic xmlns:a="http://schemas.openxmlformats.org/drawingml/2006/main">
+              <a:graphicData uri="http://schemas.openxmlformats.org/drawingml/2006/picture">
+                <pic:pic xmlns:pic="http://schemas.openxmlformats.org/drawingml/2006/picture">
+                  <pic:nvPicPr>
+                    <pic:cNvPr id="1" name=""/>
+                    <pic:cNvPicPr/>
+                  </pic:nvPicPr>
+                  <pic:blipFill>
+                    <a:blip r:embed="rId18"/>
+                    <a:stretch>
+                      <a:fillRect/>
+                    </a:stretch>
+                  </pic:blipFill>
+                  <pic:spPr>
+                    <a:xfrm>
+                      <a:off x="0" y="0"/>
+                      <a:ext cx="5952381" cy="2333333"/>
+                    </a:xfrm>
+                    <a:prstGeom prst="rect">
+                      <a:avLst/>
+                    </a:prstGeom>
+                  </pic:spPr>
+                </pic:pic>
+              </a:graphicData>
+            </a:graphic>
+          </wp:inline>
+        </w:drawing>
+      </w:r>
+    </w:p>
+    <w:p>
+      <w:pPr>
+        <w:pStyle w:val="PargrafodaLista"/>
+        <w:tabs>
+          <w:tab w:val="left" w:pos="302"/>
+        </w:tabs>
+        <w:spacing w:line="338" w:lineRule="auto"/>
+        <w:ind w:right="139"/>
+        <w:rPr>
+          <w:sz w:val="24"/>
+        </w:rPr>
+      </w:pPr>
+      <w:r>
+        <w:rPr>
+          <w:sz w:val="24"/>
+        </w:rPr>
+        <w:t xml:space="preserve">Aqui eu estava utilizando a classe abstrata para definir o método de </w:t>
+      </w:r>
+      <w:r>
+        <w:rPr>
+          <w:b/>
+          <w:bCs/>
+          <w:sz w:val="24"/>
+        </w:rPr>
+        <w:t>processarPagamento</w:t>
+      </w:r>
+      <w:r>
+        <w:rPr>
+          <w:sz w:val="24"/>
+        </w:rPr>
+        <w:t>, mas acabei migrando para interface por encaixar melhor numa situação como essa.</w:t>
+      </w:r>
+    </w:p>
+    <w:p>
+      <w:pPr>
+        <w:pStyle w:val="PargrafodaLista"/>
+        <w:tabs>
+          <w:tab w:val="left" w:pos="302"/>
+        </w:tabs>
+        <w:spacing w:line="338" w:lineRule="auto"/>
+        <w:ind w:right="139"/>
+        <w:rPr>
+          <w:sz w:val="24"/>
+        </w:rPr>
+      </w:pPr>
+    </w:p>
+    <w:p>
+      <w:pPr>
+        <w:pStyle w:val="PargrafodaLista"/>
         <w:numPr>
           <w:ilvl w:val="0"/>
           <w:numId w:val="1"/>
@@ -12500,6 +14456,170 @@
           <w:sz w:val="24"/>
         </w:rPr>
         <w:t>caderno.</w:t>
+      </w:r>
+    </w:p>
+    <w:p>
+      <w:pPr>
+        <w:tabs>
+          <w:tab w:val="left" w:pos="286"/>
+        </w:tabs>
+        <w:spacing w:line="338" w:lineRule="auto"/>
+        <w:ind w:right="139"/>
+        <w:rPr>
+          <w:sz w:val="24"/>
+        </w:rPr>
+      </w:pPr>
+    </w:p>
+    <w:p>
+      <w:pPr>
+        <w:tabs>
+          <w:tab w:val="left" w:pos="286"/>
+        </w:tabs>
+        <w:spacing w:line="338" w:lineRule="auto"/>
+        <w:ind w:right="139"/>
+        <w:rPr>
+          <w:b/>
+          <w:bCs/>
+          <w:sz w:val="24"/>
+        </w:rPr>
+      </w:pPr>
+      <w:r>
+        <w:rPr>
+          <w:b/>
+          <w:bCs/>
+          <w:sz w:val="24"/>
+        </w:rPr>
+        <w:t>RESPOSTA:</w:t>
+      </w:r>
+    </w:p>
+    <w:p>
+      <w:pPr>
+        <w:tabs>
+          <w:tab w:val="left" w:pos="286"/>
+        </w:tabs>
+        <w:spacing w:line="338" w:lineRule="auto"/>
+        <w:ind w:right="139"/>
+        <w:rPr>
+          <w:sz w:val="24"/>
+        </w:rPr>
+      </w:pPr>
+      <w:r>
+        <w:rPr>
+          <w:b/>
+          <w:bCs/>
+          <w:sz w:val="24"/>
+        </w:rPr>
+        <w:t>Abstração</w:t>
+      </w:r>
+      <w:r>
+        <w:rPr>
+          <w:sz w:val="24"/>
+        </w:rPr>
+        <w:t>:Representada pela classe Pagamento, que define um modelo genérico.</w:t>
+      </w:r>
+    </w:p>
+    <w:p>
+      <w:pPr>
+        <w:tabs>
+          <w:tab w:val="left" w:pos="286"/>
+        </w:tabs>
+        <w:spacing w:line="338" w:lineRule="auto"/>
+        <w:ind w:right="139"/>
+        <w:rPr>
+          <w:sz w:val="24"/>
+        </w:rPr>
+      </w:pPr>
+      <w:r>
+        <w:rPr>
+          <w:b/>
+          <w:bCs/>
+          <w:sz w:val="24"/>
+        </w:rPr>
+        <w:t>Herança</w:t>
+      </w:r>
+      <w:r>
+        <w:rPr>
+          <w:sz w:val="24"/>
+        </w:rPr>
+        <w:t>: A classe Pix, Boleto e Cartão herdam da classe Pagamento.</w:t>
+      </w:r>
+    </w:p>
+    <w:p>
+      <w:pPr>
+        <w:tabs>
+          <w:tab w:val="left" w:pos="286"/>
+        </w:tabs>
+        <w:spacing w:line="338" w:lineRule="auto"/>
+        <w:ind w:right="139"/>
+        <w:rPr>
+          <w:sz w:val="24"/>
+        </w:rPr>
+      </w:pPr>
+      <w:r>
+        <w:rPr>
+          <w:b/>
+          <w:bCs/>
+          <w:sz w:val="24"/>
+        </w:rPr>
+        <w:t>Polimorfismo</w:t>
+      </w:r>
+      <w:r>
+        <w:rPr>
+          <w:sz w:val="24"/>
+        </w:rPr>
+        <w:t>: Uso do Pagamento para referenciar diferentes tipos concretos.</w:t>
+      </w:r>
+    </w:p>
+    <w:p>
+      <w:pPr>
+        <w:tabs>
+          <w:tab w:val="left" w:pos="286"/>
+        </w:tabs>
+        <w:spacing w:line="338" w:lineRule="auto"/>
+        <w:ind w:right="139"/>
+        <w:rPr>
+          <w:sz w:val="24"/>
+        </w:rPr>
+      </w:pPr>
+      <w:r>
+        <w:rPr>
+          <w:b/>
+          <w:bCs/>
+          <w:sz w:val="24"/>
+        </w:rPr>
+        <w:t>Encapsulamento</w:t>
+      </w:r>
+      <w:r>
+        <w:rPr>
+          <w:sz w:val="24"/>
+        </w:rPr>
+        <w:t>: Organização dos atributos e métodos dentro das classes.</w:t>
+      </w:r>
+    </w:p>
+    <w:p>
+      <w:pPr>
+        <w:tabs>
+          <w:tab w:val="left" w:pos="286"/>
+        </w:tabs>
+        <w:spacing w:line="338" w:lineRule="auto"/>
+        <w:ind w:left="286" w:right="139" w:hanging="286"/>
+        <w:rPr>
+          <w:sz w:val="24"/>
+        </w:rPr>
+      </w:pPr>
+      <w:r>
+        <w:rPr>
+          <w:b/>
+          <w:bCs/>
+          <w:sz w:val="24"/>
+        </w:rPr>
+        <w:t>Interface</w:t>
+      </w:r>
+      <w:r>
+        <w:rPr>
+          <w:sz w:val="24"/>
+        </w:rPr>
+        <w:t>: Define um contrato comum para processar os pagamentos.</w:t>
       </w:r>
     </w:p>
     <w:p>
@@ -12670,7 +14790,7 @@
           </mc:Choice>
           <mc:Fallback>
             <w:pict>
-              <v:shape w14:anchorId="6B46DED6" id="Graphic 39" o:spid="_x0000_s1026" style="position:absolute;margin-left:57pt;margin-top:6.8pt;width:481.95pt;height:.75pt;z-index:-15719936;visibility:visible;mso-wrap-style:square;mso-wrap-distance-left:0;mso-wrap-distance-top:0;mso-wrap-distance-right:0;mso-wrap-distance-bottom:0;mso-position-horizontal:absolute;mso-position-horizontal-relative:page;mso-position-vertical:absolute;mso-position-vertical-relative:text;v-text-anchor:top" coordsize="6120765,9525" o:gfxdata="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" path="m6120258,9524l,9524,,,6120258,r,9524xe" fillcolor="#ccc" stroked="f">
+              <v:shape w14:anchorId="51F89884" id="Graphic 39" o:spid="_x0000_s1026" style="position:absolute;margin-left:57pt;margin-top:6.8pt;width:481.95pt;height:.75pt;z-index:-15719936;visibility:visible;mso-wrap-style:square;mso-wrap-distance-left:0;mso-wrap-distance-top:0;mso-wrap-distance-right:0;mso-wrap-distance-bottom:0;mso-position-horizontal:absolute;mso-position-horizontal-relative:page;mso-position-vertical:absolute;mso-position-vertical-relative:text;v-text-anchor:top" coordsize="6120765,9525" o:gfxdata="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" path="m6120258,9524l,9524,,,6120258,r,9524xe" fillcolor="#ccc" stroked="f">
                 <v:path arrowok="t"/>
                 <w10:wrap type="topAndBottom" anchorx="page"/>
               </v:shape>
@@ -12836,6 +14956,7 @@
                 <w:color w:val="333333"/>
                 <w:sz w:val="21"/>
               </w:rPr>
+              <w:lastRenderedPageBreak/>
               <w:t>Tema</w:t>
             </w:r>
             <w:r>
@@ -13047,6 +15168,44 @@
               </w:rPr>
             </w:pPr>
           </w:p>
+          <w:p>
+            <w:pPr>
+              <w:pStyle w:val="TableParagraph"/>
+              <w:spacing w:before="0"/>
+              <w:ind w:left="0"/>
+              <w:rPr>
+                <w:rFonts w:ascii="Times New Roman"/>
+              </w:rPr>
+            </w:pPr>
+            <w:r>
+              <w:rPr>
+                <w:rFonts w:ascii="Times New Roman"/>
+              </w:rPr>
+              <w:t xml:space="preserve">  Permitir o processamento de diferentes formar de pagamento de     forma organizada e reutiliz</w:t>
+            </w:r>
+            <w:r>
+              <w:rPr>
+                <w:rFonts w:ascii="Times New Roman"/>
+              </w:rPr>
+              <w:t>á</w:t>
+            </w:r>
+            <w:r>
+              <w:rPr>
+                <w:rFonts w:ascii="Times New Roman"/>
+              </w:rPr>
+              <w:t>vel.</w:t>
+            </w:r>
+          </w:p>
+          <w:p>
+            <w:pPr>
+              <w:pStyle w:val="TableParagraph"/>
+              <w:spacing w:before="0"/>
+              <w:ind w:left="0"/>
+              <w:rPr>
+                <w:rFonts w:ascii="Times New Roman"/>
+              </w:rPr>
+            </w:pPr>
+          </w:p>
         </w:tc>
       </w:tr>
       <w:tr>
@@ -13108,6 +15267,50 @@
               </w:rPr>
             </w:pPr>
           </w:p>
+          <w:p>
+            <w:pPr>
+              <w:pStyle w:val="TableParagraph"/>
+              <w:spacing w:before="0"/>
+              <w:ind w:left="0"/>
+              <w:rPr>
+                <w:rFonts w:ascii="Times New Roman"/>
+              </w:rPr>
+            </w:pPr>
+            <w:r>
+              <w:rPr>
+                <w:rFonts w:ascii="Times New Roman"/>
+              </w:rPr>
+              <w:t xml:space="preserve">   A classa Pagamento </w:t>
+            </w:r>
+            <w:r>
+              <w:rPr>
+                <w:rFonts w:ascii="Times New Roman"/>
+              </w:rPr>
+              <w:t>é</w:t>
+            </w:r>
+            <w:r>
+              <w:rPr>
+                <w:rFonts w:ascii="Times New Roman"/>
+              </w:rPr>
+              <w:t xml:space="preserve"> nossa classe abstrata</w:t>
+            </w:r>
+            <w:r>
+              <w:rPr>
+                <w:rFonts w:ascii="Times New Roman"/>
+              </w:rPr>
+              <w:t>.</w:t>
+            </w:r>
+          </w:p>
+          <w:p>
+            <w:pPr>
+              <w:pStyle w:val="TableParagraph"/>
+              <w:spacing w:before="0"/>
+              <w:ind w:left="0"/>
+              <w:rPr>
+                <w:rFonts w:ascii="Times New Roman"/>
+              </w:rPr>
+            </w:pPr>
+          </w:p>
         </w:tc>
       </w:tr>
       <w:tr>
@@ -13153,6 +15356,44 @@
               </w:rPr>
             </w:pPr>
           </w:p>
+          <w:p>
+            <w:pPr>
+              <w:pStyle w:val="TableParagraph"/>
+              <w:spacing w:before="0"/>
+              <w:ind w:left="0"/>
+              <w:rPr>
+                <w:rFonts w:ascii="Times New Roman"/>
+              </w:rPr>
+            </w:pPr>
+            <w:r>
+              <w:rPr>
+                <w:rFonts w:ascii="Times New Roman"/>
+              </w:rPr>
+              <w:t xml:space="preserve">   Interface Processavel com o m</w:t>
+            </w:r>
+            <w:r>
+              <w:rPr>
+                <w:rFonts w:ascii="Times New Roman"/>
+              </w:rPr>
+              <w:t>é</w:t>
+            </w:r>
+            <w:r>
+              <w:rPr>
+                <w:rFonts w:ascii="Times New Roman"/>
+              </w:rPr>
+              <w:t>todo de processarPagamento.</w:t>
+            </w:r>
+          </w:p>
+          <w:p>
+            <w:pPr>
+              <w:pStyle w:val="TableParagraph"/>
+              <w:spacing w:before="0"/>
+              <w:ind w:left="0"/>
+              <w:rPr>
+                <w:rFonts w:ascii="Times New Roman"/>
+              </w:rPr>
+            </w:pPr>
+          </w:p>
         </w:tc>
       </w:tr>
       <w:tr>
@@ -13213,6 +15454,44 @@
               </w:rPr>
             </w:pPr>
           </w:p>
+          <w:p>
+            <w:pPr>
+              <w:pStyle w:val="TableParagraph"/>
+              <w:spacing w:before="0"/>
+              <w:ind w:left="0"/>
+              <w:rPr>
+                <w:rFonts w:ascii="Times New Roman"/>
+              </w:rPr>
+            </w:pPr>
+            <w:r>
+              <w:rPr>
+                <w:rFonts w:ascii="Times New Roman"/>
+              </w:rPr>
+              <w:t xml:space="preserve">   Pix, Cartao e Boleto s</w:t>
+            </w:r>
+            <w:r>
+              <w:rPr>
+                <w:rFonts w:ascii="Times New Roman"/>
+              </w:rPr>
+              <w:t>ã</w:t>
+            </w:r>
+            <w:r>
+              <w:rPr>
+                <w:rFonts w:ascii="Times New Roman"/>
+              </w:rPr>
+              <w:t>o nossas classes concretas.</w:t>
+            </w:r>
+          </w:p>
+          <w:p>
+            <w:pPr>
+              <w:pStyle w:val="TableParagraph"/>
+              <w:spacing w:before="0"/>
+              <w:ind w:left="0"/>
+              <w:rPr>
+                <w:rFonts w:ascii="Times New Roman"/>
+              </w:rPr>
+            </w:pPr>
+          </w:p>
         </w:tc>
       </w:tr>
       <w:tr>
@@ -13277,6 +15556,32 @@
               <w:right w:val="single" w:sz="4" w:space="0" w:color="DDDDDD"/>
             </w:tcBorders>
           </w:tcPr>
+          <w:p>
+            <w:pPr>
+              <w:pStyle w:val="TableParagraph"/>
+              <w:spacing w:before="0"/>
+              <w:ind w:left="0"/>
+              <w:rPr>
+                <w:rFonts w:ascii="Times New Roman"/>
+              </w:rPr>
+            </w:pPr>
+          </w:p>
+          <w:p>
+            <w:pPr>
+              <w:pStyle w:val="TableParagraph"/>
+              <w:spacing w:before="0"/>
+              <w:ind w:left="0"/>
+              <w:rPr>
+                <w:rFonts w:ascii="Times New Roman"/>
+              </w:rPr>
+            </w:pPr>
+            <w:r>
+              <w:rPr>
+                <w:rFonts w:ascii="Times New Roman"/>
+              </w:rPr>
+              <w:t xml:space="preserve">   Uso do tipo Pagamento para referenciar diferentes tipos concretos.</w:t>
+            </w:r>
+          </w:p>
           <w:p>
             <w:pPr>
               <w:pStyle w:val="TableParagraph"/>
@@ -13478,7 +15783,7 @@
           </mc:Choice>
           <mc:Fallback>
             <w:pict>
-              <v:shape w14:anchorId="2C4C6467" id="Graphic 40" o:spid="_x0000_s1026" style="position:absolute;margin-left:57pt;margin-top:6.8pt;width:481.95pt;height:.75pt;z-index:-15719424;visibility:visible;mso-wrap-style:square;mso-wrap-distance-left:0;mso-wrap-distance-top:0;mso-wrap-distance-right:0;mso-wrap-distance-bottom:0;mso-position-horizontal:absolute;mso-position-horizontal-relative:page;mso-position-vertical:absolute;mso-position-vertical-relative:text;v-text-anchor:top" coordsize="6120765,9525" o:gfxdata="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" path="m6120258,9524l,9524,,,6120258,r,9524xe" fillcolor="#ccc" stroked="f">
+              <v:shape w14:anchorId="1B36ABAB" id="Graphic 40" o:spid="_x0000_s1026" style="position:absolute;margin-left:57pt;margin-top:6.8pt;width:481.95pt;height:.75pt;z-index:-15719424;visibility:visible;mso-wrap-style:square;mso-wrap-distance-left:0;mso-wrap-distance-top:0;mso-wrap-distance-right:0;mso-wrap-distance-bottom:0;mso-position-horizontal:absolute;mso-position-horizontal-relative:page;mso-position-vertical:absolute;mso-position-vertical-relative:text;v-text-anchor:top" coordsize="6120765,9525" o:gfxdata="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" path="m6120258,9524l,9524,,,6120258,r,9524xe" fillcolor="#ccc" stroked="f">
                 <v:path arrowok="t"/>
                 <w10:wrap type="topAndBottom" anchorx="page"/>
               </v:shape>
